--- a/backend/templates/CDMX_AP_M_CASADA.docx
+++ b/backend/templates/CDMX_AP_M_CASADA.docx
@@ -267,8 +267,8 @@
         </w:rPr>
         <w:t>--</w:t>
       </w:r>
-      <w:bookmarkStart w:id="0" w:name="_Hlk25759886"/>
-      <w:bookmarkStart w:id="1" w:name="_Hlk30500945"/>
+      <w:bookmarkStart w:id="0" w:name="_Hlk30500945"/>
+      <w:bookmarkStart w:id="1" w:name="_Hlk25759886"/>
       <w:r>
         <w:rPr>
           <w:rFonts w:ascii="Arial" w:hAnsi="Arial" w:cs="Arial"/>
@@ -341,53 +341,53 @@
         </w:rPr>
         <w:t>/</w:t>
       </w:r>
+      <w:bookmarkEnd w:id="0"/>
+      <w:r>
+        <w:rPr>
+          <w:rFonts w:ascii="Arial" w:hAnsi="Arial" w:cs="Arial"/>
+          <w:sz w:val="14"/>
+          <w:szCs w:val="14"/>
+          <w:lang w:val="pt-PT"/>
+        </w:rPr>
+        <w:t>JCOR</w:t>
+      </w:r>
+      <w:r>
+        <w:rPr>
+          <w:rFonts w:ascii="Arial" w:hAnsi="Arial" w:cs="Arial"/>
+          <w:sz w:val="14"/>
+          <w:szCs w:val="14"/>
+          <w:lang w:val="pt-PT"/>
+        </w:rPr>
+        <w:t>/</w:t>
+      </w:r>
+      <w:r>
+        <w:rPr>
+          <w:rFonts w:ascii="Arial" w:hAnsi="Arial" w:cs="Arial"/>
+          <w:sz w:val="14"/>
+          <w:szCs w:val="14"/>
+          <w:lang w:val="pt-PT"/>
+        </w:rPr>
+        <w:t xml:space="preserve">    </w:t>
+      </w:r>
+      <w:r>
+        <w:rPr>
+          <w:rFonts w:ascii="Arial" w:hAnsi="Arial" w:cs="Arial"/>
+          <w:sz w:val="14"/>
+          <w:szCs w:val="14"/>
+          <w:lang w:val="pt-PT"/>
+        </w:rPr>
+        <w:t>/</w:t>
+      </w:r>
+      <w:r>
+        <w:rPr>
+          <w:rFonts w:ascii="Arial" w:hAnsi="Arial" w:cs="Arial"/>
+          <w:sz w:val="14"/>
+          <w:szCs w:val="14"/>
+          <w:lang w:val="pt-PT"/>
+        </w:rPr>
+        <w:t xml:space="preserve">    </w:t>
+      </w:r>
       <w:bookmarkEnd w:id="1"/>
-      <w:r>
-        <w:rPr>
-          <w:rFonts w:ascii="Arial" w:hAnsi="Arial" w:cs="Arial"/>
-          <w:sz w:val="14"/>
-          <w:szCs w:val="14"/>
-          <w:lang w:val="pt-PT"/>
-        </w:rPr>
-        <w:t>JCOR</w:t>
-      </w:r>
-      <w:r>
-        <w:rPr>
-          <w:rFonts w:ascii="Arial" w:hAnsi="Arial" w:cs="Arial"/>
-          <w:sz w:val="14"/>
-          <w:szCs w:val="14"/>
-          <w:lang w:val="pt-PT"/>
-        </w:rPr>
-        <w:t>/</w:t>
-      </w:r>
-      <w:r>
-        <w:rPr>
-          <w:rFonts w:ascii="Arial" w:hAnsi="Arial" w:cs="Arial"/>
-          <w:sz w:val="14"/>
-          <w:szCs w:val="14"/>
-          <w:lang w:val="pt-PT"/>
-        </w:rPr>
-        <w:t xml:space="preserve">    </w:t>
-      </w:r>
-      <w:r>
-        <w:rPr>
-          <w:rFonts w:ascii="Arial" w:hAnsi="Arial" w:cs="Arial"/>
-          <w:sz w:val="14"/>
-          <w:szCs w:val="14"/>
-          <w:lang w:val="pt-PT"/>
-        </w:rPr>
-        <w:t>/</w:t>
-      </w:r>
-      <w:r>
-        <w:rPr>
-          <w:rFonts w:ascii="Arial" w:hAnsi="Arial" w:cs="Arial"/>
-          <w:sz w:val="14"/>
-          <w:szCs w:val="14"/>
-          <w:lang w:val="pt-PT"/>
-        </w:rPr>
-        <w:t xml:space="preserve">    </w:t>
-      </w:r>
-      <w:bookmarkEnd w:id="0"/>
       <w:r>
         <w:rPr>
           <w:rFonts w:ascii="Arial" w:hAnsi="Arial" w:cs="Arial"/>
@@ -464,8 +464,8 @@
         </w:rPr>
         <w:tab/>
       </w:r>
-      <w:bookmarkStart w:id="2" w:name="_Hlk15562154"/>
-      <w:bookmarkStart w:id="3" w:name="_Hlk43303158"/>
+      <w:bookmarkStart w:id="2" w:name="_Hlk43303158"/>
+      <w:bookmarkStart w:id="3" w:name="_Hlk15562154"/>
     </w:p>
     <w:p>
       <w:pPr>
@@ -700,7 +700,39 @@
           <w:sz w:val="14"/>
           <w:szCs w:val="14"/>
         </w:rPr>
-        <w:t xml:space="preserve">*** </w:t>
+        <w:t xml:space="preserve">{{ </w:t>
+      </w:r>
+      <w:proofErr w:type="spellStart"/>
+      <w:r>
+        <w:rPr>
+          <w:rFonts w:ascii="Arial" w:hAnsi="Arial" w:cs="Arial"/>
+          <w:b/>
+          <w:bCs/>
+          <w:sz w:val="14"/>
+          <w:szCs w:val="14"/>
+        </w:rPr>
+        <w:t>nombre_acreditado</w:t>
+      </w:r>
+      <w:proofErr w:type="spellEnd"/>
+      <w:r>
+        <w:rPr>
+          <w:rFonts w:ascii="Arial" w:hAnsi="Arial" w:cs="Arial"/>
+          <w:b/>
+          <w:bCs/>
+          <w:sz w:val="14"/>
+          <w:szCs w:val="14"/>
+        </w:rPr>
+        <w:t xml:space="preserve"> }}</w:t>
+      </w:r>
+      <w:r>
+        <w:rPr>
+          <w:rFonts w:ascii="Arial" w:hAnsi="Arial" w:cs="Arial"/>
+          <w:b/>
+          <w:bCs/>
+          <w:sz w:val="14"/>
+          <w:szCs w:val="14"/>
+        </w:rPr>
+        <w:t xml:space="preserve"> </w:t>
       </w:r>
       <w:bookmarkStart w:id="4" w:name="_Hlk160199968"/>
       <w:r>
@@ -760,7 +792,7 @@
         </w:rPr>
         <w:t>.</w:t>
       </w:r>
-      <w:bookmarkEnd w:id="3"/>
+      <w:bookmarkEnd w:id="2"/>
       <w:r>
         <w:rPr>
           <w:rFonts w:ascii="Arial" w:hAnsi="Arial" w:cs="Arial"/>
@@ -1052,7 +1084,7 @@
         <w:t>------------------------------------------------------------------------------------------------------------------------------------------------------------------------------------</w:t>
       </w:r>
     </w:p>
-    <w:bookmarkEnd w:id="2"/>
+    <w:bookmarkEnd w:id="3"/>
     <w:p>
       <w:pPr>
         <w:pStyle w:val="Sinespaciado"/>
@@ -1428,6 +1460,7 @@
           <w:rFonts w:ascii="Arial" w:eastAsia="Batang" w:hAnsi="Arial" w:cs="Arial"/>
           <w:sz w:val="14"/>
           <w:szCs w:val="14"/>
+          <w:lang w:val="es-ES"/>
         </w:rPr>
       </w:pPr>
       <w:bookmarkStart w:id="5" w:name="_Hlk200547038"/>
@@ -1482,7 +1515,41 @@
           <w:sz w:val="14"/>
           <w:szCs w:val="14"/>
         </w:rPr>
-        <w:t xml:space="preserve"> número        </w:t>
+        <w:t xml:space="preserve"> número</w:t>
+      </w:r>
+      <w:r>
+        <w:rPr>
+          <w:rFonts w:ascii="Arial" w:eastAsia="Batang" w:hAnsi="Arial" w:cs="Arial"/>
+          <w:sz w:val="14"/>
+          <w:szCs w:val="14"/>
+        </w:rPr>
+        <w:t xml:space="preserve"> </w:t>
+      </w:r>
+      <w:r>
+        <w:rPr>
+          <w:rFonts w:ascii="Arial" w:eastAsia="Batang" w:hAnsi="Arial" w:cs="Arial"/>
+          <w:sz w:val="14"/>
+          <w:szCs w:val="14"/>
+        </w:rPr>
+        <w:t xml:space="preserve">{{ </w:t>
+      </w:r>
+      <w:proofErr w:type="spellStart"/>
+      <w:r>
+        <w:rPr>
+          <w:rFonts w:ascii="Arial" w:eastAsia="Batang" w:hAnsi="Arial" w:cs="Arial"/>
+          <w:sz w:val="14"/>
+          <w:szCs w:val="14"/>
+        </w:rPr>
+        <w:t>numero_escritura</w:t>
+      </w:r>
+      <w:proofErr w:type="spellEnd"/>
+      <w:r>
+        <w:rPr>
+          <w:rFonts w:ascii="Arial" w:eastAsia="Batang" w:hAnsi="Arial" w:cs="Arial"/>
+          <w:sz w:val="14"/>
+          <w:szCs w:val="14"/>
+        </w:rPr>
+        <w:t xml:space="preserve"> }}</w:t>
       </w:r>
       <w:r>
         <w:rPr>
@@ -1498,7 +1565,33 @@
           <w:sz w:val="14"/>
           <w:szCs w:val="14"/>
         </w:rPr>
-        <w:t xml:space="preserve">              </w:t>
+        <w:t xml:space="preserve"> </w:t>
+      </w:r>
+      <w:r>
+        <w:rPr>
+          <w:rFonts w:ascii="Arial" w:eastAsia="Batang" w:hAnsi="Arial" w:cs="Arial"/>
+          <w:sz w:val="14"/>
+          <w:szCs w:val="14"/>
+        </w:rPr>
+        <w:t xml:space="preserve">{{ </w:t>
+      </w:r>
+      <w:proofErr w:type="spellStart"/>
+      <w:r>
+        <w:rPr>
+          <w:rFonts w:ascii="Arial" w:eastAsia="Batang" w:hAnsi="Arial" w:cs="Arial"/>
+          <w:sz w:val="14"/>
+          <w:szCs w:val="14"/>
+        </w:rPr>
+        <w:t>fecha_escritura</w:t>
+      </w:r>
+      <w:proofErr w:type="spellEnd"/>
+      <w:r>
+        <w:rPr>
+          <w:rFonts w:ascii="Arial" w:eastAsia="Batang" w:hAnsi="Arial" w:cs="Arial"/>
+          <w:sz w:val="14"/>
+          <w:szCs w:val="14"/>
+        </w:rPr>
+        <w:t xml:space="preserve"> }}</w:t>
       </w:r>
       <w:r>
         <w:rPr>
@@ -1525,7 +1618,7 @@
           <w:szCs w:val="14"/>
           <w:lang w:val="es-ES"/>
         </w:rPr>
-        <w:t xml:space="preserve">                   </w:t>
+        <w:t xml:space="preserve"> </w:t>
       </w:r>
       <w:r>
         <w:rPr>
@@ -1534,6 +1627,35 @@
           <w:szCs w:val="14"/>
           <w:lang w:val="es-ES"/>
         </w:rPr>
+        <w:t xml:space="preserve">{{ </w:t>
+      </w:r>
+      <w:proofErr w:type="spellStart"/>
+      <w:r>
+        <w:rPr>
+          <w:rFonts w:ascii="Arial" w:eastAsia="Batang" w:hAnsi="Arial" w:cs="Arial"/>
+          <w:sz w:val="14"/>
+          <w:szCs w:val="14"/>
+          <w:lang w:val="es-ES"/>
+        </w:rPr>
+        <w:t>notario_origen_completo</w:t>
+      </w:r>
+      <w:proofErr w:type="spellEnd"/>
+      <w:r>
+        <w:rPr>
+          <w:rFonts w:ascii="Arial" w:eastAsia="Batang" w:hAnsi="Arial" w:cs="Arial"/>
+          <w:sz w:val="14"/>
+          <w:szCs w:val="14"/>
+          <w:lang w:val="es-ES"/>
+        </w:rPr>
+        <w:t xml:space="preserve"> }}</w:t>
+      </w:r>
+      <w:r>
+        <w:rPr>
+          <w:rFonts w:ascii="Arial" w:eastAsia="Batang" w:hAnsi="Arial" w:cs="Arial"/>
+          <w:sz w:val="14"/>
+          <w:szCs w:val="14"/>
+          <w:lang w:val="es-ES"/>
+        </w:rPr>
         <w:t>,</w:t>
       </w:r>
       <w:bookmarkEnd w:id="6"/>
@@ -1707,7 +1829,31 @@
           <w:szCs w:val="14"/>
           <w:lang w:val="es-ES"/>
         </w:rPr>
-        <w:t>***</w:t>
+        <w:t xml:space="preserve">{{ </w:t>
+      </w:r>
+      <w:proofErr w:type="spellStart"/>
+      <w:r>
+        <w:rPr>
+          <w:rFonts w:ascii="Arial" w:hAnsi="Arial" w:cs="Arial"/>
+          <w:b/>
+          <w:bCs/>
+          <w:sz w:val="14"/>
+          <w:szCs w:val="14"/>
+          <w:lang w:val="es-ES"/>
+        </w:rPr>
+        <w:t>nombre_acreditado</w:t>
+      </w:r>
+      <w:proofErr w:type="spellEnd"/>
+      <w:r>
+        <w:rPr>
+          <w:rFonts w:ascii="Arial" w:hAnsi="Arial" w:cs="Arial"/>
+          <w:b/>
+          <w:bCs/>
+          <w:sz w:val="14"/>
+          <w:szCs w:val="14"/>
+          <w:lang w:val="es-ES"/>
+        </w:rPr>
+        <w:t xml:space="preserve"> }}</w:t>
       </w:r>
       <w:r>
         <w:rPr>
@@ -1750,6 +1896,193 @@
           <w:szCs w:val="14"/>
         </w:rPr>
         <w:t xml:space="preserve"> </w:t>
+      </w:r>
+      <w:r>
+        <w:rPr>
+          <w:rFonts w:ascii="Arial" w:eastAsia="Batang" w:hAnsi="Arial" w:cs="Arial"/>
+          <w:sz w:val="14"/>
+          <w:szCs w:val="14"/>
+        </w:rPr>
+        <w:t xml:space="preserve">{{ </w:t>
+      </w:r>
+      <w:proofErr w:type="spellStart"/>
+      <w:r>
+        <w:rPr>
+          <w:rFonts w:ascii="Arial" w:eastAsia="Batang" w:hAnsi="Arial" w:cs="Arial"/>
+          <w:sz w:val="14"/>
+          <w:szCs w:val="14"/>
+        </w:rPr>
+        <w:t>crédito_a_salario</w:t>
+      </w:r>
+      <w:proofErr w:type="spellEnd"/>
+      <w:r>
+        <w:rPr>
+          <w:rFonts w:ascii="Arial" w:eastAsia="Batang" w:hAnsi="Arial" w:cs="Arial"/>
+          <w:sz w:val="14"/>
+          <w:szCs w:val="14"/>
+        </w:rPr>
+        <w:t xml:space="preserve"> }}</w:t>
+      </w:r>
+      <w:r>
+        <w:rPr>
+          <w:rFonts w:ascii="Arial" w:eastAsia="Batang" w:hAnsi="Arial" w:cs="Arial"/>
+          <w:sz w:val="14"/>
+          <w:szCs w:val="14"/>
+          <w:lang w:val="es-ES"/>
+        </w:rPr>
+        <w:t xml:space="preserve"> </w:t>
+      </w:r>
+      <w:r>
+        <w:rPr>
+          <w:rFonts w:ascii="Arial" w:eastAsia="Batang" w:hAnsi="Arial" w:cs="Arial"/>
+          <w:sz w:val="14"/>
+          <w:szCs w:val="14"/>
+        </w:rPr>
+        <w:t>veces el salario mínimo mensual vigente en ese entonces</w:t>
+      </w:r>
+      <w:r>
+        <w:rPr>
+          <w:rFonts w:ascii="Arial" w:eastAsia="Batang" w:hAnsi="Arial" w:cs="Arial"/>
+          <w:sz w:val="14"/>
+          <w:szCs w:val="14"/>
+        </w:rPr>
+        <w:t xml:space="preserve"> en el Distrito Federal</w:t>
+      </w:r>
+      <w:r>
+        <w:rPr>
+          <w:rFonts w:ascii="Arial" w:eastAsia="Batang" w:hAnsi="Arial" w:cs="Arial"/>
+          <w:b/>
+          <w:bCs/>
+          <w:iCs/>
+          <w:sz w:val="14"/>
+          <w:szCs w:val="14"/>
+          <w:lang w:val="es-MX"/>
+        </w:rPr>
+        <w:t>,</w:t>
+      </w:r>
+      <w:r>
+        <w:rPr>
+          <w:rFonts w:ascii="Arial" w:eastAsia="Batang" w:hAnsi="Arial" w:cs="Arial"/>
+          <w:b/>
+          <w:bCs/>
+          <w:iCs/>
+          <w:sz w:val="14"/>
+          <w:szCs w:val="14"/>
+          <w:lang w:val="es-MX"/>
+        </w:rPr>
+        <w:t xml:space="preserve"> </w:t>
+      </w:r>
+      <w:r>
+        <w:rPr>
+          <w:rFonts w:ascii="Arial" w:eastAsia="Batang" w:hAnsi="Arial" w:cs="Arial"/>
+          <w:iCs/>
+          <w:sz w:val="14"/>
+          <w:szCs w:val="14"/>
+          <w:lang w:val="es-MX"/>
+        </w:rPr>
+        <w:t xml:space="preserve">equivalente a esa fecha a la cantidad de </w:t>
+      </w:r>
+      <w:r>
+        <w:rPr>
+          <w:rFonts w:ascii="Arial" w:eastAsia="Batang" w:hAnsi="Arial" w:cs="Arial"/>
+          <w:b/>
+          <w:bCs/>
+          <w:iCs/>
+          <w:sz w:val="14"/>
+          <w:szCs w:val="14"/>
+          <w:lang w:val="es-MX"/>
+        </w:rPr>
+        <w:t xml:space="preserve">{{ </w:t>
+      </w:r>
+      <w:proofErr w:type="spellStart"/>
+      <w:r>
+        <w:rPr>
+          <w:rFonts w:ascii="Arial" w:eastAsia="Batang" w:hAnsi="Arial" w:cs="Arial"/>
+          <w:b/>
+          <w:bCs/>
+          <w:iCs/>
+          <w:sz w:val="14"/>
+          <w:szCs w:val="14"/>
+          <w:lang w:val="es-MX"/>
+        </w:rPr>
+        <w:t>monto_credito</w:t>
+      </w:r>
+      <w:proofErr w:type="spellEnd"/>
+      <w:r>
+        <w:rPr>
+          <w:rFonts w:ascii="Arial" w:eastAsia="Batang" w:hAnsi="Arial" w:cs="Arial"/>
+          <w:b/>
+          <w:bCs/>
+          <w:iCs/>
+          <w:sz w:val="14"/>
+          <w:szCs w:val="14"/>
+          <w:lang w:val="es-MX"/>
+        </w:rPr>
+        <w:t xml:space="preserve"> }}</w:t>
+      </w:r>
+      <w:r>
+        <w:rPr>
+          <w:rFonts w:ascii="Arial" w:eastAsia="Batang" w:hAnsi="Arial" w:cs="Arial"/>
+          <w:b/>
+          <w:bCs/>
+          <w:iCs/>
+          <w:sz w:val="14"/>
+          <w:szCs w:val="14"/>
+          <w:lang w:val="es-MX"/>
+        </w:rPr>
+        <w:t>,</w:t>
+      </w:r>
+      <w:r>
+        <w:rPr>
+          <w:rFonts w:ascii="Arial" w:eastAsia="Batang" w:hAnsi="Arial" w:cs="Arial"/>
+          <w:b/>
+          <w:bCs/>
+          <w:iCs/>
+          <w:sz w:val="14"/>
+          <w:szCs w:val="14"/>
+          <w:lang w:val="es-MX"/>
+        </w:rPr>
+        <w:t xml:space="preserve"> </w:t>
+      </w:r>
+      <w:r>
+        <w:rPr>
+          <w:rFonts w:ascii="Arial" w:eastAsia="Batang" w:hAnsi="Arial" w:cs="Arial"/>
+          <w:sz w:val="14"/>
+          <w:szCs w:val="14"/>
+        </w:rPr>
+        <w:t xml:space="preserve">con los intereses y demás </w:t>
+      </w:r>
+      <w:r>
+        <w:rPr>
+          <w:rFonts w:ascii="Arial" w:eastAsia="Batang" w:hAnsi="Arial" w:cs="Arial"/>
+          <w:sz w:val="14"/>
+          <w:szCs w:val="14"/>
+        </w:rPr>
+        <w:t xml:space="preserve">accesorios legales </w:t>
+      </w:r>
+      <w:r>
+        <w:rPr>
+          <w:rFonts w:ascii="Arial" w:eastAsia="Batang" w:hAnsi="Arial" w:cs="Arial"/>
+          <w:sz w:val="14"/>
+          <w:szCs w:val="14"/>
+        </w:rPr>
+        <w:t>ahí precisado</w:t>
+      </w:r>
+      <w:r>
+        <w:rPr>
+          <w:rFonts w:ascii="Arial" w:eastAsia="Batang" w:hAnsi="Arial" w:cs="Arial"/>
+          <w:sz w:val="14"/>
+          <w:szCs w:val="14"/>
+        </w:rPr>
+        <w:t>s.</w:t>
+      </w:r>
+      <w:r>
+        <w:rPr>
+          <w:rFonts w:ascii="Arial" w:eastAsia="Batang" w:hAnsi="Arial" w:cs="Arial"/>
+          <w:sz w:val="14"/>
+          <w:szCs w:val="14"/>
+        </w:rPr>
+        <w:tab/>
       </w:r>
     </w:p>
     <w:p>
@@ -1764,39 +2097,54 @@
         <w:jc w:val="both"/>
         <w:rPr>
           <w:rFonts w:ascii="Arial" w:eastAsia="Batang" w:hAnsi="Arial" w:cs="Arial"/>
-          <w:b/>
-          <w:bCs/>
-          <w:iCs/>
-          <w:sz w:val="14"/>
-          <w:szCs w:val="14"/>
-          <w:lang w:val="es-MX"/>
-        </w:rPr>
-      </w:pPr>
-      <w:r>
-        <w:rPr>
-          <w:rFonts w:ascii="Arial" w:eastAsia="Batang" w:hAnsi="Arial" w:cs="Arial"/>
-          <w:sz w:val="14"/>
-          <w:szCs w:val="14"/>
-        </w:rPr>
-        <w:t>veces el salario mínimo mensual vigente en ese entonces</w:t>
-      </w:r>
-      <w:r>
-        <w:rPr>
-          <w:rFonts w:ascii="Arial" w:eastAsia="Batang" w:hAnsi="Arial" w:cs="Arial"/>
-          <w:sz w:val="14"/>
-          <w:szCs w:val="14"/>
-        </w:rPr>
-        <w:t xml:space="preserve"> en el Distrito Federal</w:t>
-      </w:r>
-      <w:r>
-        <w:rPr>
-          <w:rFonts w:ascii="Arial" w:eastAsia="Batang" w:hAnsi="Arial" w:cs="Arial"/>
-          <w:b/>
-          <w:bCs/>
-          <w:iCs/>
-          <w:sz w:val="14"/>
-          <w:szCs w:val="14"/>
-          <w:lang w:val="es-MX"/>
+          <w:sz w:val="14"/>
+          <w:szCs w:val="14"/>
+        </w:rPr>
+      </w:pPr>
+      <w:r>
+        <w:rPr>
+          <w:rFonts w:ascii="Arial" w:hAnsi="Arial" w:cs="Arial"/>
+          <w:b/>
+          <w:sz w:val="14"/>
+          <w:szCs w:val="14"/>
+        </w:rPr>
+        <w:t xml:space="preserve">-------- </w:t>
+      </w:r>
+      <w:r>
+        <w:rPr>
+          <w:rFonts w:ascii="Arial" w:eastAsia="Batang" w:hAnsi="Arial" w:cs="Arial"/>
+          <w:sz w:val="14"/>
+          <w:szCs w:val="14"/>
+        </w:rPr>
+        <w:t>P</w:t>
+      </w:r>
+      <w:r>
+        <w:rPr>
+          <w:rFonts w:ascii="Arial" w:eastAsia="Batang" w:hAnsi="Arial" w:cs="Arial"/>
+          <w:sz w:val="14"/>
+          <w:szCs w:val="14"/>
+        </w:rPr>
+        <w:t xml:space="preserve">ara garantizar el puntual y preferente pago del adeudo, </w:t>
+      </w:r>
+      <w:r>
+        <w:rPr>
+          <w:rFonts w:ascii="Arial" w:hAnsi="Arial" w:cs="Arial"/>
+          <w:b/>
+          <w:bCs/>
+          <w:sz w:val="14"/>
+          <w:szCs w:val="14"/>
+          <w:lang w:val="es-ES"/>
+        </w:rPr>
+        <w:t>“LA ACREDITADA”</w:t>
+      </w:r>
+      <w:r>
+        <w:rPr>
+          <w:rFonts w:ascii="Arial" w:hAnsi="Arial" w:cs="Arial"/>
+          <w:b/>
+          <w:bCs/>
+          <w:sz w:val="14"/>
+          <w:szCs w:val="14"/>
+          <w:lang w:val="es-ES"/>
         </w:rPr>
         <w:t>,</w:t>
       </w:r>
@@ -1804,105 +2152,212 @@
         <w:rPr>
           <w:rFonts w:ascii="Arial" w:eastAsia="Batang" w:hAnsi="Arial" w:cs="Arial"/>
           <w:b/>
-          <w:bCs/>
-          <w:iCs/>
-          <w:sz w:val="14"/>
-          <w:szCs w:val="14"/>
-          <w:lang w:val="es-MX"/>
+          <w:sz w:val="14"/>
+          <w:szCs w:val="14"/>
         </w:rPr>
         <w:t xml:space="preserve"> </w:t>
       </w:r>
       <w:r>
         <w:rPr>
           <w:rFonts w:ascii="Arial" w:eastAsia="Batang" w:hAnsi="Arial" w:cs="Arial"/>
-          <w:iCs/>
-          <w:sz w:val="14"/>
-          <w:szCs w:val="14"/>
-          <w:lang w:val="es-MX"/>
-        </w:rPr>
-        <w:t xml:space="preserve">equivalente a esa fecha a la cantidad de </w:t>
-      </w:r>
-      <w:r>
-        <w:rPr>
-          <w:rFonts w:ascii="Arial" w:eastAsia="Batang" w:hAnsi="Arial" w:cs="Arial"/>
-          <w:b/>
-          <w:bCs/>
-          <w:iCs/>
-          <w:sz w:val="14"/>
-          <w:szCs w:val="14"/>
-          <w:lang w:val="es-MX"/>
-        </w:rPr>
-        <w:t>$</w:t>
-      </w:r>
-      <w:r>
-        <w:rPr>
-          <w:rFonts w:ascii="Arial" w:eastAsia="Batang" w:hAnsi="Arial" w:cs="Arial"/>
-          <w:b/>
-          <w:bCs/>
-          <w:iCs/>
-          <w:sz w:val="14"/>
-          <w:szCs w:val="14"/>
-          <w:lang w:val="es-MX"/>
-        </w:rPr>
-        <w:t xml:space="preserve">           </w:t>
-      </w:r>
-      <w:r>
-        <w:rPr>
-          <w:rFonts w:ascii="Arial" w:eastAsia="Batang" w:hAnsi="Arial" w:cs="Arial"/>
-          <w:b/>
-          <w:bCs/>
-          <w:iCs/>
-          <w:sz w:val="14"/>
-          <w:szCs w:val="14"/>
-          <w:lang w:val="es-MX"/>
-        </w:rPr>
-        <w:t xml:space="preserve"> M.N. (</w:t>
-      </w:r>
-      <w:r>
-        <w:rPr>
-          <w:rFonts w:ascii="Arial" w:eastAsia="Batang" w:hAnsi="Arial" w:cs="Arial"/>
-          <w:b/>
-          <w:bCs/>
-          <w:iCs/>
-          <w:sz w:val="14"/>
-          <w:szCs w:val="14"/>
-          <w:lang w:val="es-MX"/>
-        </w:rPr>
-        <w:t xml:space="preserve">                </w:t>
-      </w:r>
-      <w:r>
-        <w:rPr>
-          <w:rFonts w:ascii="Arial" w:eastAsia="Batang" w:hAnsi="Arial" w:cs="Arial"/>
-          <w:b/>
-          <w:bCs/>
-          <w:iCs/>
-          <w:sz w:val="14"/>
-          <w:szCs w:val="14"/>
-          <w:lang w:val="es-MX"/>
-        </w:rPr>
-        <w:t>, MONEDA NACIONAL)</w:t>
-      </w:r>
-      <w:r>
-        <w:rPr>
-          <w:rFonts w:ascii="Arial" w:eastAsia="Batang" w:hAnsi="Arial" w:cs="Arial"/>
-          <w:b/>
-          <w:bCs/>
-          <w:iCs/>
-          <w:sz w:val="14"/>
-          <w:szCs w:val="14"/>
-          <w:lang w:val="es-MX"/>
+          <w:sz w:val="14"/>
+          <w:szCs w:val="14"/>
+        </w:rPr>
+        <w:t xml:space="preserve">con el consentimiento de su cónyuge </w:t>
+      </w:r>
+      <w:r>
+        <w:rPr>
+          <w:rFonts w:ascii="Arial" w:eastAsia="Batang" w:hAnsi="Arial" w:cs="Arial"/>
+          <w:sz w:val="14"/>
+          <w:szCs w:val="14"/>
+        </w:rPr>
+        <w:t>el</w:t>
+      </w:r>
+      <w:r>
+        <w:rPr>
+          <w:rFonts w:ascii="Arial" w:eastAsia="Batang" w:hAnsi="Arial" w:cs="Arial"/>
+          <w:sz w:val="14"/>
+          <w:szCs w:val="14"/>
+        </w:rPr>
+        <w:t xml:space="preserve"> seño</w:t>
+      </w:r>
+      <w:r>
+        <w:rPr>
+          <w:rFonts w:ascii="Arial" w:eastAsia="Batang" w:hAnsi="Arial" w:cs="Arial"/>
+          <w:sz w:val="14"/>
+          <w:szCs w:val="14"/>
+        </w:rPr>
+        <w:t>r</w:t>
+      </w:r>
+      <w:r>
+        <w:rPr>
+          <w:rFonts w:ascii="Arial" w:eastAsia="Batang" w:hAnsi="Arial" w:cs="Arial"/>
+          <w:sz w:val="14"/>
+          <w:szCs w:val="14"/>
+        </w:rPr>
+        <w:t xml:space="preserve"> </w:t>
+      </w:r>
+      <w:proofErr w:type="gramStart"/>
+      <w:r>
+        <w:rPr>
+          <w:rFonts w:ascii="Arial" w:eastAsia="Batang" w:hAnsi="Arial" w:cs="Arial"/>
+          <w:b/>
+          <w:bCs/>
+          <w:sz w:val="14"/>
+          <w:szCs w:val="14"/>
+        </w:rPr>
+        <w:t xml:space="preserve">{{ </w:t>
+      </w:r>
+      <w:proofErr w:type="spellStart"/>
+      <w:r>
+        <w:rPr>
+          <w:rFonts w:ascii="Arial" w:eastAsia="Batang" w:hAnsi="Arial" w:cs="Arial"/>
+          <w:b/>
+          <w:bCs/>
+          <w:sz w:val="14"/>
+          <w:szCs w:val="14"/>
+        </w:rPr>
+        <w:t>nombre</w:t>
+      </w:r>
+      <w:proofErr w:type="gramEnd"/>
+      <w:r>
+        <w:rPr>
+          <w:rFonts w:ascii="Arial" w:eastAsia="Batang" w:hAnsi="Arial" w:cs="Arial"/>
+          <w:b/>
+          <w:bCs/>
+          <w:sz w:val="14"/>
+          <w:szCs w:val="14"/>
+        </w:rPr>
+        <w:t>_</w:t>
+      </w:r>
+      <w:proofErr w:type="gramStart"/>
+      <w:r>
+        <w:rPr>
+          <w:rFonts w:ascii="Arial" w:eastAsia="Batang" w:hAnsi="Arial" w:cs="Arial"/>
+          <w:b/>
+          <w:bCs/>
+          <w:sz w:val="14"/>
+          <w:szCs w:val="14"/>
+        </w:rPr>
+        <w:t>conyugue</w:t>
+      </w:r>
+      <w:proofErr w:type="spellEnd"/>
+      <w:r>
+        <w:rPr>
+          <w:rFonts w:ascii="Arial" w:eastAsia="Batang" w:hAnsi="Arial" w:cs="Arial"/>
+          <w:b/>
+          <w:bCs/>
+          <w:sz w:val="14"/>
+          <w:szCs w:val="14"/>
+        </w:rPr>
+        <w:t xml:space="preserve"> }</w:t>
+      </w:r>
+      <w:proofErr w:type="gramEnd"/>
+      <w:r>
+        <w:rPr>
+          <w:rFonts w:ascii="Arial" w:eastAsia="Batang" w:hAnsi="Arial" w:cs="Arial"/>
+          <w:b/>
+          <w:bCs/>
+          <w:sz w:val="14"/>
+          <w:szCs w:val="14"/>
+        </w:rPr>
+        <w:t>}</w:t>
+      </w:r>
+      <w:r>
+        <w:rPr>
+          <w:rFonts w:ascii="Arial" w:eastAsia="Batang" w:hAnsi="Arial" w:cs="Arial"/>
+          <w:sz w:val="14"/>
+          <w:szCs w:val="14"/>
+        </w:rPr>
+        <w:t xml:space="preserve"> </w:t>
+      </w:r>
+      <w:r>
+        <w:rPr>
+          <w:rFonts w:ascii="Arial" w:eastAsia="Batang" w:hAnsi="Arial" w:cs="Arial"/>
+          <w:sz w:val="14"/>
+          <w:szCs w:val="14"/>
+        </w:rPr>
+        <w:t>constituy</w:t>
+      </w:r>
+      <w:r>
+        <w:rPr>
+          <w:rFonts w:ascii="Arial" w:eastAsia="Batang" w:hAnsi="Arial" w:cs="Arial"/>
+          <w:sz w:val="14"/>
+          <w:szCs w:val="14"/>
+        </w:rPr>
+        <w:t>ó</w:t>
+      </w:r>
+      <w:r>
+        <w:rPr>
+          <w:rFonts w:ascii="Arial" w:eastAsia="Batang" w:hAnsi="Arial" w:cs="Arial"/>
+          <w:sz w:val="14"/>
+          <w:szCs w:val="14"/>
+        </w:rPr>
+        <w:t xml:space="preserve"> </w:t>
+      </w:r>
+      <w:r>
+        <w:rPr>
+          <w:rFonts w:ascii="Arial" w:eastAsia="Batang" w:hAnsi="Arial" w:cs="Arial"/>
+          <w:sz w:val="14"/>
+          <w:szCs w:val="14"/>
+        </w:rPr>
+        <w:t>hipoteca en primer</w:t>
+      </w:r>
+      <w:r>
+        <w:rPr>
+          <w:rFonts w:ascii="Arial" w:eastAsia="Batang" w:hAnsi="Arial" w:cs="Arial"/>
+          <w:sz w:val="14"/>
+          <w:szCs w:val="14"/>
+        </w:rPr>
+        <w:t xml:space="preserve"> lugar y </w:t>
+      </w:r>
+      <w:r>
+        <w:rPr>
+          <w:rFonts w:ascii="Arial" w:eastAsia="Batang" w:hAnsi="Arial" w:cs="Arial"/>
+          <w:sz w:val="14"/>
+          <w:szCs w:val="14"/>
+        </w:rPr>
+        <w:t xml:space="preserve">grado, </w:t>
+      </w:r>
+      <w:r>
+        <w:rPr>
+          <w:rFonts w:ascii="Arial" w:eastAsia="Batang" w:hAnsi="Arial" w:cs="Arial"/>
+          <w:sz w:val="14"/>
+          <w:szCs w:val="14"/>
+        </w:rPr>
+        <w:t>a</w:t>
+      </w:r>
+      <w:r>
+        <w:rPr>
+          <w:rFonts w:ascii="Arial" w:eastAsia="Batang" w:hAnsi="Arial" w:cs="Arial"/>
+          <w:sz w:val="14"/>
+          <w:szCs w:val="14"/>
+        </w:rPr>
+        <w:t xml:space="preserve"> favor del </w:t>
+      </w:r>
+      <w:r>
+        <w:rPr>
+          <w:rFonts w:ascii="Arial" w:eastAsia="Batang" w:hAnsi="Arial" w:cs="Arial"/>
+          <w:b/>
+          <w:sz w:val="14"/>
+          <w:szCs w:val="14"/>
+        </w:rPr>
+        <w:t>INSTITUTO DEL FONDO NACIONAL DE LA VIVIENDA PARA LOS TRABAJADORES</w:t>
+      </w:r>
+      <w:r>
+        <w:rPr>
+          <w:rFonts w:ascii="Arial" w:eastAsia="Batang" w:hAnsi="Arial" w:cs="Arial"/>
+          <w:bCs/>
+          <w:sz w:val="14"/>
+          <w:szCs w:val="14"/>
         </w:rPr>
         <w:t>,</w:t>
       </w:r>
       <w:r>
         <w:rPr>
           <w:rFonts w:ascii="Arial" w:eastAsia="Batang" w:hAnsi="Arial" w:cs="Arial"/>
-          <w:b/>
-          <w:bCs/>
-          <w:iCs/>
-          <w:sz w:val="14"/>
-          <w:szCs w:val="14"/>
-          <w:lang w:val="es-MX"/>
+          <w:sz w:val="14"/>
+          <w:szCs w:val="14"/>
         </w:rPr>
         <w:t xml:space="preserve"> </w:t>
       </w:r>
@@ -1912,31 +2367,161 @@
           <w:sz w:val="14"/>
           <w:szCs w:val="14"/>
         </w:rPr>
-        <w:t xml:space="preserve">con los intereses y demás </w:t>
-      </w:r>
-      <w:r>
-        <w:rPr>
-          <w:rFonts w:ascii="Arial" w:eastAsia="Batang" w:hAnsi="Arial" w:cs="Arial"/>
-          <w:sz w:val="14"/>
-          <w:szCs w:val="14"/>
-        </w:rPr>
-        <w:t xml:space="preserve">accesorios legales </w:t>
-      </w:r>
-      <w:r>
-        <w:rPr>
-          <w:rFonts w:ascii="Arial" w:eastAsia="Batang" w:hAnsi="Arial" w:cs="Arial"/>
-          <w:sz w:val="14"/>
-          <w:szCs w:val="14"/>
-        </w:rPr>
-        <w:t>ahí precisado</w:t>
-      </w:r>
-      <w:r>
-        <w:rPr>
-          <w:rFonts w:ascii="Arial" w:eastAsia="Batang" w:hAnsi="Arial" w:cs="Arial"/>
-          <w:sz w:val="14"/>
-          <w:szCs w:val="14"/>
-        </w:rPr>
-        <w:t>s.</w:t>
+        <w:t>sobre</w:t>
+      </w:r>
+      <w:r>
+        <w:rPr>
+          <w:rFonts w:ascii="Arial" w:eastAsia="Batang" w:hAnsi="Arial" w:cs="Arial"/>
+          <w:sz w:val="14"/>
+          <w:szCs w:val="14"/>
+        </w:rPr>
+        <w:t xml:space="preserve"> </w:t>
+      </w:r>
+      <w:proofErr w:type="gramStart"/>
+      <w:r>
+        <w:rPr>
+          <w:rFonts w:ascii="Arial" w:eastAsia="Batang" w:hAnsi="Arial" w:cs="Arial"/>
+          <w:b/>
+          <w:bCs/>
+          <w:sz w:val="14"/>
+          <w:szCs w:val="14"/>
+        </w:rPr>
+        <w:t xml:space="preserve">{{ </w:t>
+      </w:r>
+      <w:proofErr w:type="spellStart"/>
+      <w:r>
+        <w:rPr>
+          <w:rFonts w:ascii="Arial" w:eastAsia="Batang" w:hAnsi="Arial" w:cs="Arial"/>
+          <w:b/>
+          <w:bCs/>
+          <w:sz w:val="14"/>
+          <w:szCs w:val="14"/>
+        </w:rPr>
+        <w:t>datos</w:t>
+      </w:r>
+      <w:proofErr w:type="gramEnd"/>
+      <w:r>
+        <w:rPr>
+          <w:rFonts w:ascii="Arial" w:eastAsia="Batang" w:hAnsi="Arial" w:cs="Arial"/>
+          <w:b/>
+          <w:bCs/>
+          <w:sz w:val="14"/>
+          <w:szCs w:val="14"/>
+        </w:rPr>
+        <w:t>_</w:t>
+      </w:r>
+      <w:proofErr w:type="gramStart"/>
+      <w:r>
+        <w:rPr>
+          <w:rFonts w:ascii="Arial" w:eastAsia="Batang" w:hAnsi="Arial" w:cs="Arial"/>
+          <w:b/>
+          <w:bCs/>
+          <w:sz w:val="14"/>
+          <w:szCs w:val="14"/>
+        </w:rPr>
+        <w:t>inmueble</w:t>
+      </w:r>
+      <w:proofErr w:type="spellEnd"/>
+      <w:r>
+        <w:rPr>
+          <w:rFonts w:ascii="Arial" w:eastAsia="Batang" w:hAnsi="Arial" w:cs="Arial"/>
+          <w:b/>
+          <w:bCs/>
+          <w:sz w:val="14"/>
+          <w:szCs w:val="14"/>
+        </w:rPr>
+        <w:t xml:space="preserve"> }</w:t>
+      </w:r>
+      <w:proofErr w:type="gramEnd"/>
+      <w:r>
+        <w:rPr>
+          <w:rFonts w:ascii="Arial" w:eastAsia="Batang" w:hAnsi="Arial" w:cs="Arial"/>
+          <w:b/>
+          <w:bCs/>
+          <w:sz w:val="14"/>
+          <w:szCs w:val="14"/>
+        </w:rPr>
+        <w:t>}</w:t>
+      </w:r>
+      <w:r>
+        <w:rPr>
+          <w:rFonts w:ascii="Arial" w:eastAsia="Batang" w:hAnsi="Arial" w:cs="Arial"/>
+          <w:sz w:val="14"/>
+          <w:szCs w:val="14"/>
+        </w:rPr>
+        <w:t xml:space="preserve"> </w:t>
+      </w:r>
+      <w:r>
+        <w:rPr>
+          <w:rFonts w:ascii="Arial" w:eastAsia="Batang" w:hAnsi="Arial" w:cs="Arial"/>
+          <w:sz w:val="14"/>
+          <w:szCs w:val="14"/>
+        </w:rPr>
+        <w:t>con la superficie, medidas</w:t>
+      </w:r>
+      <w:r>
+        <w:rPr>
+          <w:rFonts w:ascii="Arial" w:eastAsia="Batang" w:hAnsi="Arial" w:cs="Arial"/>
+          <w:sz w:val="14"/>
+          <w:szCs w:val="14"/>
+        </w:rPr>
+        <w:t>,</w:t>
+      </w:r>
+      <w:r>
+        <w:rPr>
+          <w:rFonts w:ascii="Arial" w:eastAsia="Batang" w:hAnsi="Arial" w:cs="Arial"/>
+          <w:sz w:val="14"/>
+          <w:szCs w:val="14"/>
+        </w:rPr>
+        <w:t xml:space="preserve"> colindancias</w:t>
+      </w:r>
+      <w:r>
+        <w:rPr>
+          <w:rFonts w:ascii="Arial" w:eastAsia="Batang" w:hAnsi="Arial" w:cs="Arial"/>
+          <w:sz w:val="14"/>
+          <w:szCs w:val="14"/>
+        </w:rPr>
+        <w:t xml:space="preserve"> e</w:t>
+      </w:r>
+      <w:r>
+        <w:rPr>
+          <w:rFonts w:ascii="Arial" w:eastAsia="Batang" w:hAnsi="Arial" w:cs="Arial"/>
+          <w:sz w:val="14"/>
+          <w:szCs w:val="14"/>
+        </w:rPr>
+        <w:t xml:space="preserve"> </w:t>
+      </w:r>
+      <w:r>
+        <w:rPr>
+          <w:rFonts w:ascii="Arial" w:eastAsia="Batang" w:hAnsi="Arial" w:cs="Arial"/>
+          <w:sz w:val="14"/>
+          <w:szCs w:val="14"/>
+        </w:rPr>
+        <w:t>indiviso,</w:t>
+      </w:r>
+      <w:r>
+        <w:rPr>
+          <w:rFonts w:ascii="Arial" w:eastAsia="Batang" w:hAnsi="Arial" w:cs="Arial"/>
+          <w:sz w:val="14"/>
+          <w:szCs w:val="14"/>
+        </w:rPr>
+        <w:t xml:space="preserve"> </w:t>
+      </w:r>
+      <w:r>
+        <w:rPr>
+          <w:rFonts w:ascii="Arial" w:eastAsia="Batang" w:hAnsi="Arial" w:cs="Arial"/>
+          <w:sz w:val="14"/>
+          <w:szCs w:val="14"/>
+        </w:rPr>
+        <w:t>que quedaron descritos en el instrumento que se relaciona, mismos datos que se tienen aquí por reproducidos como si a la letra se insertasen</w:t>
+      </w:r>
+      <w:r>
+        <w:rPr>
+          <w:rFonts w:ascii="Arial" w:eastAsia="Batang" w:hAnsi="Arial" w:cs="Arial"/>
+          <w:sz w:val="14"/>
+          <w:szCs w:val="14"/>
+        </w:rPr>
+        <w:t>.</w:t>
       </w:r>
       <w:r>
         <w:rPr>
@@ -1949,7 +2534,6 @@
     </w:p>
     <w:p>
       <w:pPr>
-        <w:pStyle w:val="Sinespaciado"/>
         <w:tabs>
           <w:tab w:val="left" w:leader="hyphen" w:pos="709"/>
           <w:tab w:val="right" w:leader="hyphen" w:pos="9072"/>
@@ -1957,243 +2541,223 @@
         </w:tabs>
         <w:spacing w:line="360" w:lineRule="auto"/>
         <w:jc w:val="both"/>
-        <w:rPr>
-          <w:rFonts w:ascii="Arial" w:eastAsia="Batang" w:hAnsi="Arial" w:cs="Arial"/>
-          <w:sz w:val="14"/>
-          <w:szCs w:val="14"/>
-        </w:rPr>
-      </w:pPr>
-      <w:r>
-        <w:rPr>
-          <w:rFonts w:ascii="Arial" w:hAnsi="Arial" w:cs="Arial"/>
-          <w:b/>
-          <w:sz w:val="14"/>
-          <w:szCs w:val="14"/>
-        </w:rPr>
-        <w:t xml:space="preserve">-------- </w:t>
-      </w:r>
-      <w:r>
-        <w:rPr>
-          <w:rFonts w:ascii="Arial" w:eastAsia="Batang" w:hAnsi="Arial" w:cs="Arial"/>
-          <w:sz w:val="14"/>
-          <w:szCs w:val="14"/>
-        </w:rPr>
-        <w:t>P</w:t>
-      </w:r>
-      <w:r>
-        <w:rPr>
-          <w:rFonts w:ascii="Arial" w:eastAsia="Batang" w:hAnsi="Arial" w:cs="Arial"/>
-          <w:sz w:val="14"/>
-          <w:szCs w:val="14"/>
-        </w:rPr>
-        <w:t xml:space="preserve">ara garantizar el puntual y preferente pago del adeudo, </w:t>
-      </w:r>
-      <w:r>
-        <w:rPr>
-          <w:rFonts w:ascii="Arial" w:hAnsi="Arial" w:cs="Arial"/>
-          <w:b/>
-          <w:bCs/>
-          <w:sz w:val="14"/>
-          <w:szCs w:val="14"/>
-          <w:lang w:val="es-ES"/>
-        </w:rPr>
-        <w:t>“LA ACREDITADA”</w:t>
-      </w:r>
-      <w:r>
-        <w:rPr>
-          <w:rFonts w:ascii="Arial" w:hAnsi="Arial" w:cs="Arial"/>
-          <w:b/>
-          <w:bCs/>
-          <w:sz w:val="14"/>
-          <w:szCs w:val="14"/>
-          <w:lang w:val="es-ES"/>
-        </w:rPr>
-        <w:t>,</w:t>
-      </w:r>
-      <w:r>
-        <w:rPr>
-          <w:rFonts w:ascii="Arial" w:eastAsia="Batang" w:hAnsi="Arial" w:cs="Arial"/>
-          <w:b/>
-          <w:sz w:val="14"/>
-          <w:szCs w:val="14"/>
+        <w:textAlignment w:val="auto"/>
+        <w:rPr>
+          <w:rFonts w:ascii="Arial" w:hAnsi="Arial" w:cs="Arial"/>
+          <w:b/>
+          <w:bCs/>
+          <w:sz w:val="14"/>
+          <w:szCs w:val="14"/>
+          <w:lang w:val="es-MX"/>
+        </w:rPr>
+      </w:pPr>
+      <w:r>
+        <w:rPr>
+          <w:rFonts w:ascii="Arial" w:hAnsi="Arial" w:cs="Arial"/>
+          <w:b/>
+          <w:sz w:val="14"/>
+          <w:szCs w:val="14"/>
+          <w:lang w:val="es-MX"/>
+        </w:rPr>
+        <w:t xml:space="preserve">-------- DATOS DE </w:t>
+      </w:r>
+      <w:proofErr w:type="gramStart"/>
+      <w:r>
+        <w:rPr>
+          <w:rFonts w:ascii="Arial" w:hAnsi="Arial" w:cs="Arial"/>
+          <w:b/>
+          <w:sz w:val="14"/>
+          <w:szCs w:val="14"/>
+          <w:lang w:val="es-MX"/>
+        </w:rPr>
+        <w:t>REGISTRO</w:t>
+      </w:r>
+      <w:r>
+        <w:rPr>
+          <w:rFonts w:ascii="Arial" w:hAnsi="Arial" w:cs="Arial"/>
+          <w:sz w:val="14"/>
+          <w:szCs w:val="14"/>
+          <w:lang w:val="es-MX"/>
+        </w:rPr>
+        <w:t>.-</w:t>
+      </w:r>
+      <w:proofErr w:type="gramEnd"/>
+      <w:r>
+        <w:rPr>
+          <w:rFonts w:ascii="Arial" w:hAnsi="Arial" w:cs="Arial"/>
+          <w:sz w:val="14"/>
+          <w:szCs w:val="14"/>
+          <w:lang w:val="es-MX"/>
+        </w:rPr>
+        <w:t xml:space="preserve"> El instrumento antes relacionado se encuentra inscrito en el Registro Público de la Propiedad y de Comercio de la Ciudad de México, en el Folio Real número </w:t>
+      </w:r>
+      <w:proofErr w:type="gramStart"/>
+      <w:r>
+        <w:rPr>
+          <w:rFonts w:ascii="Arial" w:hAnsi="Arial" w:cs="Arial"/>
+          <w:b/>
+          <w:bCs/>
+          <w:sz w:val="14"/>
+          <w:szCs w:val="14"/>
+          <w:lang w:val="es-MX"/>
+        </w:rPr>
+        <w:t xml:space="preserve">{{ </w:t>
+      </w:r>
+      <w:proofErr w:type="spellStart"/>
+      <w:r>
+        <w:rPr>
+          <w:rFonts w:ascii="Arial" w:hAnsi="Arial" w:cs="Arial"/>
+          <w:b/>
+          <w:bCs/>
+          <w:sz w:val="14"/>
+          <w:szCs w:val="14"/>
+          <w:lang w:val="es-MX"/>
+        </w:rPr>
+        <w:t>folio</w:t>
+      </w:r>
+      <w:proofErr w:type="gramEnd"/>
+      <w:r>
+        <w:rPr>
+          <w:rFonts w:ascii="Arial" w:hAnsi="Arial" w:cs="Arial"/>
+          <w:b/>
+          <w:bCs/>
+          <w:sz w:val="14"/>
+          <w:szCs w:val="14"/>
+          <w:lang w:val="es-MX"/>
+        </w:rPr>
+        <w:t>_</w:t>
+      </w:r>
+      <w:proofErr w:type="gramStart"/>
+      <w:r>
+        <w:rPr>
+          <w:rFonts w:ascii="Arial" w:hAnsi="Arial" w:cs="Arial"/>
+          <w:b/>
+          <w:bCs/>
+          <w:sz w:val="14"/>
+          <w:szCs w:val="14"/>
+          <w:lang w:val="es-MX"/>
+        </w:rPr>
+        <w:t>real</w:t>
+      </w:r>
+      <w:proofErr w:type="spellEnd"/>
+      <w:r>
+        <w:rPr>
+          <w:rFonts w:ascii="Arial" w:hAnsi="Arial" w:cs="Arial"/>
+          <w:b/>
+          <w:bCs/>
+          <w:sz w:val="14"/>
+          <w:szCs w:val="14"/>
+          <w:lang w:val="es-MX"/>
+        </w:rPr>
+        <w:t xml:space="preserve"> }</w:t>
+      </w:r>
+      <w:proofErr w:type="gramEnd"/>
+      <w:r>
+        <w:rPr>
+          <w:rFonts w:ascii="Arial" w:hAnsi="Arial" w:cs="Arial"/>
+          <w:b/>
+          <w:bCs/>
+          <w:sz w:val="14"/>
+          <w:szCs w:val="14"/>
+          <w:lang w:val="es-MX"/>
+        </w:rPr>
+        <w:t>}</w:t>
+      </w:r>
+      <w:r>
+        <w:rPr>
+          <w:rFonts w:ascii="Arial" w:hAnsi="Arial" w:cs="Arial"/>
+          <w:b/>
+          <w:bCs/>
+          <w:sz w:val="14"/>
+          <w:szCs w:val="14"/>
+          <w:lang w:val="es-MX"/>
+        </w:rPr>
+        <w:t xml:space="preserve">, Auxiliar </w:t>
+      </w:r>
+      <w:proofErr w:type="gramStart"/>
+      <w:r>
+        <w:rPr>
+          <w:rFonts w:ascii="Arial" w:hAnsi="Arial" w:cs="Arial"/>
+          <w:b/>
+          <w:bCs/>
+          <w:sz w:val="14"/>
+          <w:szCs w:val="14"/>
+          <w:lang w:val="es-MX"/>
+        </w:rPr>
+        <w:t>“    ”</w:t>
+      </w:r>
+      <w:proofErr w:type="gramEnd"/>
+      <w:r>
+        <w:rPr>
+          <w:rFonts w:ascii="Arial" w:hAnsi="Arial" w:cs="Arial"/>
+          <w:b/>
+          <w:bCs/>
+          <w:sz w:val="14"/>
+          <w:szCs w:val="14"/>
+          <w:lang w:val="es-MX"/>
         </w:rPr>
         <w:t xml:space="preserve"> </w:t>
       </w:r>
-      <w:r>
-        <w:rPr>
-          <w:rFonts w:ascii="Arial" w:eastAsia="Batang" w:hAnsi="Arial" w:cs="Arial"/>
-          <w:sz w:val="14"/>
-          <w:szCs w:val="14"/>
-        </w:rPr>
-        <w:t xml:space="preserve">con el consentimiento de su cónyuge </w:t>
-      </w:r>
-      <w:r>
-        <w:rPr>
-          <w:rFonts w:ascii="Arial" w:eastAsia="Batang" w:hAnsi="Arial" w:cs="Arial"/>
-          <w:sz w:val="14"/>
-          <w:szCs w:val="14"/>
-        </w:rPr>
-        <w:t>el</w:t>
-      </w:r>
-      <w:r>
-        <w:rPr>
-          <w:rFonts w:ascii="Arial" w:eastAsia="Batang" w:hAnsi="Arial" w:cs="Arial"/>
-          <w:sz w:val="14"/>
-          <w:szCs w:val="14"/>
-        </w:rPr>
-        <w:t xml:space="preserve"> seño</w:t>
-      </w:r>
-      <w:r>
-        <w:rPr>
-          <w:rFonts w:ascii="Arial" w:eastAsia="Batang" w:hAnsi="Arial" w:cs="Arial"/>
-          <w:sz w:val="14"/>
-          <w:szCs w:val="14"/>
-        </w:rPr>
-        <w:t>r</w:t>
-      </w:r>
-      <w:r>
-        <w:rPr>
-          <w:rFonts w:ascii="Arial" w:eastAsia="Batang" w:hAnsi="Arial" w:cs="Arial"/>
-          <w:sz w:val="14"/>
-          <w:szCs w:val="14"/>
-        </w:rPr>
-        <w:t xml:space="preserve"> </w:t>
-      </w:r>
-      <w:r>
-        <w:rPr>
-          <w:rFonts w:ascii="Arial" w:eastAsia="Batang" w:hAnsi="Arial" w:cs="Arial"/>
-          <w:sz w:val="14"/>
-          <w:szCs w:val="14"/>
-          <w:highlight w:val="yellow"/>
-        </w:rPr>
-        <w:t>Edgar Arturo Mendez Mendoza</w:t>
-      </w:r>
-      <w:r>
-        <w:rPr>
-          <w:rFonts w:ascii="Arial" w:eastAsia="Batang" w:hAnsi="Arial" w:cs="Arial"/>
-          <w:sz w:val="14"/>
-          <w:szCs w:val="14"/>
-        </w:rPr>
-        <w:t>,</w:t>
-      </w:r>
-      <w:r>
-        <w:rPr>
-          <w:rFonts w:ascii="Arial" w:eastAsia="Batang" w:hAnsi="Arial" w:cs="Arial"/>
-          <w:sz w:val="14"/>
-          <w:szCs w:val="14"/>
-        </w:rPr>
-        <w:t xml:space="preserve"> </w:t>
-      </w:r>
-      <w:r>
-        <w:rPr>
-          <w:rFonts w:ascii="Arial" w:eastAsia="Batang" w:hAnsi="Arial" w:cs="Arial"/>
-          <w:sz w:val="14"/>
-          <w:szCs w:val="14"/>
-        </w:rPr>
-        <w:t>constituy</w:t>
-      </w:r>
-      <w:r>
-        <w:rPr>
-          <w:rFonts w:ascii="Arial" w:eastAsia="Batang" w:hAnsi="Arial" w:cs="Arial"/>
-          <w:sz w:val="14"/>
-          <w:szCs w:val="14"/>
-        </w:rPr>
-        <w:t>ó</w:t>
-      </w:r>
-      <w:r>
-        <w:rPr>
-          <w:rFonts w:ascii="Arial" w:eastAsia="Batang" w:hAnsi="Arial" w:cs="Arial"/>
-          <w:sz w:val="14"/>
-          <w:szCs w:val="14"/>
-        </w:rPr>
-        <w:t xml:space="preserve"> </w:t>
-      </w:r>
-      <w:r>
-        <w:rPr>
-          <w:rFonts w:ascii="Arial" w:eastAsia="Batang" w:hAnsi="Arial" w:cs="Arial"/>
-          <w:sz w:val="14"/>
-          <w:szCs w:val="14"/>
-        </w:rPr>
-        <w:t>hipoteca en primer</w:t>
-      </w:r>
-      <w:r>
-        <w:rPr>
-          <w:rFonts w:ascii="Arial" w:eastAsia="Batang" w:hAnsi="Arial" w:cs="Arial"/>
-          <w:sz w:val="14"/>
-          <w:szCs w:val="14"/>
-        </w:rPr>
-        <w:t xml:space="preserve"> lugar y </w:t>
-      </w:r>
-      <w:r>
-        <w:rPr>
-          <w:rFonts w:ascii="Arial" w:eastAsia="Batang" w:hAnsi="Arial" w:cs="Arial"/>
-          <w:sz w:val="14"/>
-          <w:szCs w:val="14"/>
-        </w:rPr>
-        <w:t xml:space="preserve">grado, </w:t>
-      </w:r>
-      <w:r>
-        <w:rPr>
-          <w:rFonts w:ascii="Arial" w:eastAsia="Batang" w:hAnsi="Arial" w:cs="Arial"/>
-          <w:sz w:val="14"/>
-          <w:szCs w:val="14"/>
-        </w:rPr>
-        <w:t>a</w:t>
-      </w:r>
-      <w:r>
-        <w:rPr>
-          <w:rFonts w:ascii="Arial" w:eastAsia="Batang" w:hAnsi="Arial" w:cs="Arial"/>
-          <w:sz w:val="14"/>
-          <w:szCs w:val="14"/>
-        </w:rPr>
-        <w:t xml:space="preserve"> favor del </w:t>
-      </w:r>
-      <w:r>
-        <w:rPr>
-          <w:rFonts w:ascii="Arial" w:eastAsia="Batang" w:hAnsi="Arial" w:cs="Arial"/>
-          <w:b/>
-          <w:sz w:val="14"/>
-          <w:szCs w:val="14"/>
-        </w:rPr>
-        <w:t>INSTITUTO DEL FONDO NACIONAL DE LA VIVIENDA PARA LOS TRABAJADORES</w:t>
-      </w:r>
-      <w:r>
-        <w:rPr>
-          <w:rFonts w:ascii="Arial" w:eastAsia="Batang" w:hAnsi="Arial" w:cs="Arial"/>
-          <w:bCs/>
-          <w:sz w:val="14"/>
-          <w:szCs w:val="14"/>
-        </w:rPr>
-        <w:t>,</w:t>
-      </w:r>
-      <w:r>
-        <w:rPr>
-          <w:rFonts w:ascii="Arial" w:eastAsia="Batang" w:hAnsi="Arial" w:cs="Arial"/>
-          <w:sz w:val="14"/>
-          <w:szCs w:val="14"/>
-        </w:rPr>
-        <w:t xml:space="preserve"> </w:t>
-      </w:r>
-      <w:r>
-        <w:rPr>
-          <w:rFonts w:ascii="Arial" w:eastAsia="Batang" w:hAnsi="Arial" w:cs="Arial"/>
-          <w:sz w:val="14"/>
-          <w:szCs w:val="14"/>
-        </w:rPr>
-        <w:t>sobre</w:t>
-      </w:r>
-      <w:r>
-        <w:rPr>
-          <w:rFonts w:ascii="Arial" w:eastAsia="Batang" w:hAnsi="Arial" w:cs="Arial"/>
-          <w:sz w:val="14"/>
-          <w:szCs w:val="14"/>
-        </w:rPr>
-        <w:t xml:space="preserve"> </w:t>
+      <w:proofErr w:type="gramStart"/>
+      <w:r>
+        <w:rPr>
+          <w:rFonts w:ascii="Arial" w:hAnsi="Arial" w:cs="Arial"/>
+          <w:b/>
+          <w:bCs/>
+          <w:sz w:val="14"/>
+          <w:szCs w:val="14"/>
+          <w:lang w:val="es-MX"/>
+        </w:rPr>
+        <w:t xml:space="preserve">(  </w:t>
+      </w:r>
+      <w:proofErr w:type="gramEnd"/>
+      <w:r>
+        <w:rPr>
+          <w:rFonts w:ascii="Arial" w:hAnsi="Arial" w:cs="Arial"/>
+          <w:b/>
+          <w:bCs/>
+          <w:sz w:val="14"/>
+          <w:szCs w:val="14"/>
+          <w:lang w:val="es-MX"/>
+        </w:rPr>
+        <w:t xml:space="preserve">   </w:t>
+      </w:r>
+      <w:proofErr w:type="gramStart"/>
+      <w:r>
+        <w:rPr>
+          <w:rFonts w:ascii="Arial" w:hAnsi="Arial" w:cs="Arial"/>
+          <w:b/>
+          <w:bCs/>
+          <w:sz w:val="14"/>
+          <w:szCs w:val="14"/>
+          <w:lang w:val="es-MX"/>
+        </w:rPr>
+        <w:t xml:space="preserve">  )</w:t>
+      </w:r>
+      <w:proofErr w:type="gramEnd"/>
+      <w:r>
+        <w:rPr>
+          <w:rFonts w:ascii="Arial" w:hAnsi="Arial" w:cs="Arial"/>
+          <w:b/>
+          <w:bCs/>
+          <w:sz w:val="14"/>
+          <w:szCs w:val="14"/>
+          <w:lang w:val="es-MX"/>
+        </w:rPr>
+        <w:t>.</w:t>
+      </w:r>
+      <w:r>
+        <w:rPr>
+          <w:rFonts w:ascii="Arial" w:hAnsi="Arial" w:cs="Arial"/>
+          <w:sz w:val="14"/>
+          <w:szCs w:val="14"/>
+          <w:lang w:val="es-MX"/>
+        </w:rPr>
+        <w:tab/>
       </w:r>
     </w:p>
     <w:p>
       <w:pPr>
-        <w:pStyle w:val="Sinespaciado"/>
         <w:tabs>
           <w:tab w:val="left" w:leader="hyphen" w:pos="709"/>
           <w:tab w:val="right" w:leader="hyphen" w:pos="9072"/>
@@ -2202,39 +2766,134 @@
         <w:spacing w:line="360" w:lineRule="auto"/>
         <w:jc w:val="both"/>
         <w:rPr>
-          <w:rFonts w:ascii="Arial" w:eastAsia="Batang" w:hAnsi="Arial" w:cs="Arial"/>
-          <w:sz w:val="14"/>
-          <w:szCs w:val="14"/>
-        </w:rPr>
-      </w:pPr>
-    </w:p>
-    <w:p>
-      <w:pPr>
-        <w:pStyle w:val="Sinespaciado"/>
-        <w:tabs>
-          <w:tab w:val="left" w:leader="hyphen" w:pos="709"/>
-          <w:tab w:val="right" w:leader="hyphen" w:pos="9072"/>
-          <w:tab w:val="right" w:leader="hyphen" w:pos="9129"/>
-        </w:tabs>
-        <w:spacing w:line="360" w:lineRule="auto"/>
-        <w:jc w:val="both"/>
-        <w:rPr>
-          <w:rFonts w:ascii="Arial" w:eastAsia="Batang" w:hAnsi="Arial" w:cs="Arial"/>
-          <w:sz w:val="14"/>
-          <w:szCs w:val="14"/>
-        </w:rPr>
-      </w:pPr>
-      <w:r>
-        <w:rPr>
-          <w:rFonts w:ascii="Arial" w:eastAsia="Batang" w:hAnsi="Arial" w:cs="Arial"/>
-          <w:sz w:val="14"/>
-          <w:szCs w:val="14"/>
-        </w:rPr>
-        <w:t>con la superficie, medidas</w:t>
-      </w:r>
-      <w:r>
-        <w:rPr>
-          <w:rFonts w:ascii="Arial" w:eastAsia="Batang" w:hAnsi="Arial" w:cs="Arial"/>
+          <w:rFonts w:ascii="Arial" w:hAnsi="Arial" w:cs="Arial"/>
+          <w:sz w:val="14"/>
+          <w:szCs w:val="14"/>
+          <w:lang w:val="es-ES"/>
+        </w:rPr>
+      </w:pPr>
+      <w:r>
+        <w:rPr>
+          <w:rFonts w:ascii="Arial" w:hAnsi="Arial" w:cs="Arial"/>
+          <w:b/>
+          <w:sz w:val="14"/>
+          <w:szCs w:val="14"/>
+        </w:rPr>
+        <w:t xml:space="preserve">-------- </w:t>
+      </w:r>
+      <w:r>
+        <w:rPr>
+          <w:rFonts w:ascii="Arial" w:hAnsi="Arial" w:cs="Arial"/>
+          <w:b/>
+          <w:sz w:val="14"/>
+          <w:szCs w:val="14"/>
+        </w:rPr>
+        <w:t xml:space="preserve">II.- CARTA DE INSTRUCCIÓN DE CANCELACIÓN DE HIPOTECA.- </w:t>
+      </w:r>
+      <w:r>
+        <w:rPr>
+          <w:rFonts w:ascii="Arial" w:hAnsi="Arial" w:cs="Arial"/>
+          <w:sz w:val="14"/>
+          <w:szCs w:val="14"/>
+        </w:rPr>
+        <w:t xml:space="preserve">Con fecha </w:t>
+      </w:r>
+      <w:r>
+        <w:rPr>
+          <w:rFonts w:ascii="Arial" w:hAnsi="Arial" w:cs="Arial"/>
+          <w:sz w:val="14"/>
+          <w:szCs w:val="14"/>
+        </w:rPr>
+        <w:t xml:space="preserve">{{ </w:t>
+      </w:r>
+      <w:proofErr w:type="spellStart"/>
+      <w:r>
+        <w:rPr>
+          <w:rFonts w:ascii="Arial" w:hAnsi="Arial" w:cs="Arial"/>
+          <w:sz w:val="14"/>
+          <w:szCs w:val="14"/>
+        </w:rPr>
+        <w:t>fecha_expedicion</w:t>
+      </w:r>
+      <w:proofErr w:type="spellEnd"/>
+      <w:r>
+        <w:rPr>
+          <w:rFonts w:ascii="Arial" w:hAnsi="Arial" w:cs="Arial"/>
+          <w:sz w:val="14"/>
+          <w:szCs w:val="14"/>
+        </w:rPr>
+        <w:t xml:space="preserve"> }}</w:t>
+      </w:r>
+      <w:r>
+        <w:rPr>
+          <w:rFonts w:ascii="Arial" w:hAnsi="Arial" w:cs="Arial"/>
+          <w:sz w:val="14"/>
+          <w:szCs w:val="14"/>
+        </w:rPr>
+        <w:t xml:space="preserve">, el </w:t>
+      </w:r>
+      <w:r>
+        <w:rPr>
+          <w:rFonts w:ascii="Arial" w:hAnsi="Arial" w:cs="Arial"/>
+          <w:b/>
+          <w:sz w:val="14"/>
+          <w:szCs w:val="14"/>
+        </w:rPr>
+        <w:t xml:space="preserve">INSTITUTO DEL FONDO NACIONAL DE LA VIVIENDA PARA LOS TRABAJADORES, </w:t>
+      </w:r>
+      <w:r>
+        <w:rPr>
+          <w:rFonts w:ascii="Arial" w:hAnsi="Arial" w:cs="Arial"/>
+          <w:sz w:val="14"/>
+          <w:szCs w:val="14"/>
+        </w:rPr>
+        <w:t>giró carta</w:t>
+      </w:r>
+      <w:r>
+        <w:rPr>
+          <w:rFonts w:ascii="Arial" w:hAnsi="Arial" w:cs="Arial"/>
+          <w:sz w:val="14"/>
+          <w:szCs w:val="14"/>
+        </w:rPr>
+        <w:t xml:space="preserve"> de instrucción de cancelación de hipoteca con</w:t>
+      </w:r>
+      <w:r>
+        <w:rPr>
+          <w:rFonts w:ascii="Arial" w:hAnsi="Arial" w:cs="Arial"/>
+          <w:sz w:val="14"/>
+          <w:szCs w:val="14"/>
+        </w:rPr>
+        <w:t xml:space="preserve"> número </w:t>
+      </w:r>
+      <w:r>
+        <w:rPr>
+          <w:rFonts w:ascii="Arial" w:hAnsi="Arial" w:cs="Arial"/>
+          <w:sz w:val="14"/>
+          <w:szCs w:val="14"/>
+        </w:rPr>
+        <w:t xml:space="preserve">{{ </w:t>
+      </w:r>
+      <w:proofErr w:type="spellStart"/>
+      <w:r>
+        <w:rPr>
+          <w:rFonts w:ascii="Arial" w:hAnsi="Arial" w:cs="Arial"/>
+          <w:sz w:val="14"/>
+          <w:szCs w:val="14"/>
+        </w:rPr>
+        <w:t>numero_carta</w:t>
+      </w:r>
+      <w:proofErr w:type="spellEnd"/>
+      <w:r>
+        <w:rPr>
+          <w:rFonts w:ascii="Arial" w:hAnsi="Arial" w:cs="Arial"/>
+          <w:sz w:val="14"/>
+          <w:szCs w:val="14"/>
+        </w:rPr>
+        <w:t xml:space="preserve"> }}</w:t>
+      </w:r>
+      <w:r>
+        <w:rPr>
+          <w:rFonts w:ascii="Arial" w:hAnsi="Arial" w:cs="Arial"/>
           <w:sz w:val="14"/>
           <w:szCs w:val="14"/>
         </w:rPr>
@@ -2242,23 +2901,7 @@
       </w:r>
       <w:r>
         <w:rPr>
-          <w:rFonts w:ascii="Arial" w:eastAsia="Batang" w:hAnsi="Arial" w:cs="Arial"/>
-          <w:sz w:val="14"/>
-          <w:szCs w:val="14"/>
-        </w:rPr>
-        <w:t xml:space="preserve"> colindancias</w:t>
-      </w:r>
-      <w:r>
-        <w:rPr>
-          <w:rFonts w:ascii="Arial" w:eastAsia="Batang" w:hAnsi="Arial" w:cs="Arial"/>
-          <w:sz w:val="14"/>
-          <w:szCs w:val="14"/>
-        </w:rPr>
-        <w:t xml:space="preserve"> e</w:t>
-      </w:r>
-      <w:r>
-        <w:rPr>
-          <w:rFonts w:ascii="Arial" w:eastAsia="Batang" w:hAnsi="Arial" w:cs="Arial"/>
+          <w:rFonts w:ascii="Arial" w:hAnsi="Arial" w:cs="Arial"/>
           <w:sz w:val="14"/>
           <w:szCs w:val="14"/>
         </w:rPr>
@@ -2266,15 +2909,47 @@
       </w:r>
       <w:r>
         <w:rPr>
-          <w:rFonts w:ascii="Arial" w:eastAsia="Batang" w:hAnsi="Arial" w:cs="Arial"/>
-          <w:sz w:val="14"/>
-          <w:szCs w:val="14"/>
-        </w:rPr>
-        <w:t>indiviso,</w:t>
-      </w:r>
-      <w:r>
-        <w:rPr>
-          <w:rFonts w:ascii="Arial" w:eastAsia="Batang" w:hAnsi="Arial" w:cs="Arial"/>
+          <w:rFonts w:ascii="Arial" w:hAnsi="Arial" w:cs="Arial"/>
+          <w:sz w:val="14"/>
+          <w:szCs w:val="14"/>
+        </w:rPr>
+        <w:t xml:space="preserve">al suscrito Notario para la realización del </w:t>
+      </w:r>
+      <w:r>
+        <w:rPr>
+          <w:rFonts w:ascii="Arial" w:hAnsi="Arial" w:cs="Arial"/>
+          <w:sz w:val="14"/>
+          <w:szCs w:val="14"/>
+        </w:rPr>
+        <w:t xml:space="preserve">presente </w:t>
+      </w:r>
+      <w:r>
+        <w:rPr>
+          <w:rFonts w:ascii="Arial" w:hAnsi="Arial" w:cs="Arial"/>
+          <w:sz w:val="14"/>
+          <w:szCs w:val="14"/>
+        </w:rPr>
+        <w:t xml:space="preserve">instrumento </w:t>
+      </w:r>
+      <w:r>
+        <w:rPr>
+          <w:rFonts w:ascii="Arial" w:hAnsi="Arial" w:cs="Arial"/>
+          <w:sz w:val="14"/>
+          <w:szCs w:val="14"/>
+        </w:rPr>
+        <w:t>en donde se men</w:t>
+      </w:r>
+      <w:r>
+        <w:rPr>
+          <w:rFonts w:ascii="Arial" w:hAnsi="Arial" w:cs="Arial"/>
+          <w:sz w:val="14"/>
+          <w:szCs w:val="14"/>
+        </w:rPr>
+        <w:t>ciona que el crédito relacionado</w:t>
+      </w:r>
+      <w:r>
+        <w:rPr>
+          <w:rFonts w:ascii="Arial" w:hAnsi="Arial" w:cs="Arial"/>
           <w:sz w:val="14"/>
           <w:szCs w:val="14"/>
         </w:rPr>
@@ -2282,149 +2957,27 @@
       </w:r>
       <w:r>
         <w:rPr>
-          <w:rFonts w:ascii="Arial" w:eastAsia="Batang" w:hAnsi="Arial" w:cs="Arial"/>
-          <w:sz w:val="14"/>
-          <w:szCs w:val="14"/>
-        </w:rPr>
-        <w:t>que quedaron descritos en el instrumento que se relaciona, mismos datos que se tienen aquí por reproducidos como si a la letra se insertasen</w:t>
-      </w:r>
-      <w:r>
-        <w:rPr>
-          <w:rFonts w:ascii="Arial" w:eastAsia="Batang" w:hAnsi="Arial" w:cs="Arial"/>
-          <w:sz w:val="14"/>
-          <w:szCs w:val="14"/>
-        </w:rPr>
-        <w:t>.</w:t>
-      </w:r>
-      <w:r>
-        <w:rPr>
-          <w:rFonts w:ascii="Arial" w:eastAsia="Batang" w:hAnsi="Arial" w:cs="Arial"/>
-          <w:sz w:val="14"/>
-          <w:szCs w:val="14"/>
-        </w:rPr>
-        <w:tab/>
-      </w:r>
-    </w:p>
-    <w:p>
-      <w:pPr>
-        <w:tabs>
-          <w:tab w:val="left" w:leader="hyphen" w:pos="709"/>
-          <w:tab w:val="right" w:leader="hyphen" w:pos="9072"/>
-          <w:tab w:val="right" w:leader="hyphen" w:pos="9129"/>
-        </w:tabs>
-        <w:spacing w:line="360" w:lineRule="auto"/>
-        <w:jc w:val="both"/>
-        <w:textAlignment w:val="auto"/>
-        <w:rPr>
-          <w:rFonts w:ascii="Arial" w:hAnsi="Arial" w:cs="Arial"/>
-          <w:b/>
-          <w:bCs/>
-          <w:sz w:val="14"/>
-          <w:szCs w:val="14"/>
-          <w:lang w:val="es-MX"/>
-        </w:rPr>
-      </w:pPr>
-      <w:r>
-        <w:rPr>
-          <w:rFonts w:ascii="Arial" w:hAnsi="Arial" w:cs="Arial"/>
-          <w:b/>
-          <w:sz w:val="14"/>
-          <w:szCs w:val="14"/>
-          <w:lang w:val="es-MX"/>
-        </w:rPr>
-        <w:t>-------- DATOS DE REGISTRO</w:t>
-      </w:r>
-      <w:r>
-        <w:rPr>
-          <w:rFonts w:ascii="Arial" w:hAnsi="Arial" w:cs="Arial"/>
-          <w:sz w:val="14"/>
-          <w:szCs w:val="14"/>
-          <w:lang w:val="es-MX"/>
-        </w:rPr>
-        <w:t xml:space="preserve">.- El instrumento antes relacionado se encuentra inscrito en el Registro Público de la Propiedad y de Comercio de la Ciudad de México, en el Folio Real número </w:t>
-      </w:r>
-      <w:r>
-        <w:rPr>
-          <w:rFonts w:ascii="Arial" w:hAnsi="Arial" w:cs="Arial"/>
-          <w:b/>
-          <w:bCs/>
-          <w:sz w:val="14"/>
-          <w:szCs w:val="14"/>
-          <w:lang w:val="es-MX"/>
-        </w:rPr>
-        <w:t>“                    ” (                    ), Auxiliar “    ” (       ).</w:t>
-      </w:r>
-      <w:r>
-        <w:rPr>
-          <w:rFonts w:ascii="Arial" w:hAnsi="Arial" w:cs="Arial"/>
-          <w:sz w:val="14"/>
-          <w:szCs w:val="14"/>
-          <w:lang w:val="es-MX"/>
-        </w:rPr>
-        <w:tab/>
-      </w:r>
-    </w:p>
-    <w:p>
-      <w:pPr>
-        <w:tabs>
-          <w:tab w:val="left" w:leader="hyphen" w:pos="709"/>
-          <w:tab w:val="right" w:leader="hyphen" w:pos="9072"/>
-          <w:tab w:val="right" w:leader="hyphen" w:pos="9129"/>
-        </w:tabs>
-        <w:spacing w:line="360" w:lineRule="auto"/>
-        <w:jc w:val="both"/>
-        <w:rPr>
-          <w:rFonts w:ascii="Arial" w:hAnsi="Arial" w:cs="Arial"/>
-          <w:sz w:val="14"/>
-          <w:szCs w:val="14"/>
-          <w:lang w:val="es-ES"/>
-        </w:rPr>
-      </w:pPr>
-      <w:r>
-        <w:rPr>
-          <w:rFonts w:ascii="Arial" w:hAnsi="Arial" w:cs="Arial"/>
-          <w:b/>
-          <w:sz w:val="14"/>
-          <w:szCs w:val="14"/>
-        </w:rPr>
-        <w:t xml:space="preserve">-------- </w:t>
-      </w:r>
-      <w:r>
-        <w:rPr>
-          <w:rFonts w:ascii="Arial" w:hAnsi="Arial" w:cs="Arial"/>
-          <w:b/>
-          <w:sz w:val="14"/>
-          <w:szCs w:val="14"/>
-        </w:rPr>
-        <w:t xml:space="preserve">II.- CARTA DE INSTRUCCIÓN DE CANCELACIÓN DE HIPOTECA.- </w:t>
-      </w:r>
-      <w:r>
-        <w:rPr>
-          <w:rFonts w:ascii="Arial" w:hAnsi="Arial" w:cs="Arial"/>
-          <w:sz w:val="14"/>
-          <w:szCs w:val="14"/>
-        </w:rPr>
-        <w:t xml:space="preserve">Con fecha </w:t>
-      </w:r>
-      <w:r>
-        <w:rPr>
-          <w:rFonts w:ascii="Arial" w:hAnsi="Arial" w:cs="Arial"/>
-          <w:sz w:val="14"/>
-          <w:szCs w:val="14"/>
-        </w:rPr>
-        <w:t xml:space="preserve">        </w:t>
-      </w:r>
-      <w:r>
-        <w:rPr>
-          <w:rFonts w:ascii="Arial" w:hAnsi="Arial" w:cs="Arial"/>
-          <w:sz w:val="14"/>
-          <w:szCs w:val="14"/>
-        </w:rPr>
-        <w:t xml:space="preserve">            </w:t>
-      </w:r>
-      <w:r>
-        <w:rPr>
-          <w:rFonts w:ascii="Arial" w:hAnsi="Arial" w:cs="Arial"/>
+          <w:rFonts w:ascii="Arial" w:hAnsi="Arial" w:cs="Arial"/>
+          <w:bCs/>
+          <w:sz w:val="14"/>
+          <w:szCs w:val="14"/>
+        </w:rPr>
+        <w:t xml:space="preserve">en el </w:t>
+      </w:r>
+      <w:r>
+        <w:rPr>
+          <w:rFonts w:ascii="Arial" w:hAnsi="Arial" w:cs="Arial"/>
+          <w:bCs/>
+          <w:sz w:val="14"/>
+          <w:szCs w:val="14"/>
+        </w:rPr>
+        <w:t>antecedente uno romano</w:t>
+      </w:r>
+      <w:r>
+        <w:rPr>
+          <w:rFonts w:ascii="Arial" w:hAnsi="Arial" w:cs="Arial"/>
+          <w:b/>
+          <w:bCs/>
           <w:sz w:val="14"/>
           <w:szCs w:val="14"/>
         </w:rPr>
@@ -2433,60 +2986,68 @@
       <w:r>
         <w:rPr>
           <w:rFonts w:ascii="Arial" w:hAnsi="Arial" w:cs="Arial"/>
-          <w:sz w:val="14"/>
-          <w:szCs w:val="14"/>
-        </w:rPr>
-        <w:t xml:space="preserve">          </w:t>
-      </w:r>
-      <w:r>
-        <w:rPr>
-          <w:rFonts w:ascii="Arial" w:hAnsi="Arial" w:cs="Arial"/>
-          <w:sz w:val="14"/>
-          <w:szCs w:val="14"/>
-        </w:rPr>
-        <w:t xml:space="preserve">, el </w:t>
-      </w:r>
-      <w:r>
-        <w:rPr>
-          <w:rFonts w:ascii="Arial" w:hAnsi="Arial" w:cs="Arial"/>
-          <w:b/>
-          <w:sz w:val="14"/>
-          <w:szCs w:val="14"/>
-        </w:rPr>
-        <w:t xml:space="preserve">INSTITUTO DEL FONDO NACIONAL DE LA VIVIENDA PARA LOS TRABAJADORES, </w:t>
-      </w:r>
-      <w:r>
-        <w:rPr>
-          <w:rFonts w:ascii="Arial" w:hAnsi="Arial" w:cs="Arial"/>
-          <w:sz w:val="14"/>
-          <w:szCs w:val="14"/>
-        </w:rPr>
-        <w:t>giró carta</w:t>
-      </w:r>
-      <w:r>
-        <w:rPr>
-          <w:rFonts w:ascii="Arial" w:hAnsi="Arial" w:cs="Arial"/>
-          <w:sz w:val="14"/>
-          <w:szCs w:val="14"/>
-        </w:rPr>
-        <w:t xml:space="preserve"> de instrucción de cancelación de hipoteca con</w:t>
-      </w:r>
-      <w:r>
-        <w:rPr>
-          <w:rFonts w:ascii="Arial" w:hAnsi="Arial" w:cs="Arial"/>
-          <w:sz w:val="14"/>
-          <w:szCs w:val="14"/>
-        </w:rPr>
-        <w:t xml:space="preserve"> número </w:t>
-      </w:r>
-      <w:bookmarkStart w:id="7" w:name="_Hlk32404108"/>
-      <w:r>
-        <w:rPr>
-          <w:rFonts w:ascii="Arial" w:hAnsi="Arial" w:cs="Arial"/>
-          <w:sz w:val="14"/>
-          <w:szCs w:val="14"/>
-        </w:rPr>
-        <w:t>“</w:t>
+          <w:bCs/>
+          <w:sz w:val="14"/>
+          <w:szCs w:val="14"/>
+        </w:rPr>
+        <w:t>de este instrumento</w:t>
+      </w:r>
+      <w:r>
+        <w:rPr>
+          <w:rFonts w:ascii="Arial" w:hAnsi="Arial" w:cs="Arial"/>
+          <w:bCs/>
+          <w:sz w:val="14"/>
+          <w:szCs w:val="14"/>
+        </w:rPr>
+        <w:t xml:space="preserve">, </w:t>
+      </w:r>
+      <w:r>
+        <w:rPr>
+          <w:rFonts w:ascii="Arial" w:hAnsi="Arial" w:cs="Arial"/>
+          <w:sz w:val="14"/>
+          <w:szCs w:val="14"/>
+        </w:rPr>
+        <w:t xml:space="preserve">no presenta saldo </w:t>
+      </w:r>
+      <w:r>
+        <w:rPr>
+          <w:rFonts w:ascii="Arial" w:hAnsi="Arial" w:cs="Arial"/>
+          <w:sz w:val="14"/>
+          <w:szCs w:val="14"/>
+        </w:rPr>
+        <w:t>deudor</w:t>
+      </w:r>
+      <w:r>
+        <w:rPr>
+          <w:rFonts w:ascii="Arial" w:hAnsi="Arial" w:cs="Arial"/>
+          <w:sz w:val="14"/>
+          <w:szCs w:val="14"/>
+        </w:rPr>
+        <w:t xml:space="preserve"> ante </w:t>
+      </w:r>
+      <w:r>
+        <w:rPr>
+          <w:rFonts w:ascii="Arial" w:hAnsi="Arial" w:cs="Arial"/>
+          <w:sz w:val="14"/>
+          <w:szCs w:val="14"/>
+        </w:rPr>
+        <w:t>dicho</w:t>
+      </w:r>
+      <w:r>
+        <w:rPr>
+          <w:rFonts w:ascii="Arial" w:hAnsi="Arial" w:cs="Arial"/>
+          <w:sz w:val="14"/>
+          <w:szCs w:val="14"/>
+        </w:rPr>
+        <w:t xml:space="preserve"> instituto </w:t>
+      </w:r>
+      <w:r>
+        <w:rPr>
+          <w:rFonts w:ascii="Arial" w:hAnsi="Arial" w:cs="Arial"/>
+          <w:sz w:val="14"/>
+          <w:szCs w:val="14"/>
+        </w:rPr>
+        <w:t>a partir del día</w:t>
       </w:r>
       <w:r>
         <w:rPr>
@@ -2502,230 +3063,25 @@
           <w:sz w:val="14"/>
           <w:szCs w:val="14"/>
         </w:rPr>
-        <w:t xml:space="preserve">      </w:t>
-      </w:r>
-      <w:r>
-        <w:rPr>
-          <w:rFonts w:ascii="Arial" w:hAnsi="Arial" w:cs="Arial"/>
-          <w:sz w:val="14"/>
-          <w:szCs w:val="14"/>
-        </w:rPr>
-        <w:t xml:space="preserve">  </w:t>
-      </w:r>
-      <w:r>
-        <w:rPr>
-          <w:rFonts w:ascii="Arial" w:hAnsi="Arial" w:cs="Arial"/>
-          <w:sz w:val="14"/>
-          <w:szCs w:val="14"/>
-        </w:rPr>
-        <w:t>”</w:t>
-      </w:r>
-      <w:r>
-        <w:rPr>
-          <w:rFonts w:ascii="Arial" w:hAnsi="Arial" w:cs="Arial"/>
-          <w:sz w:val="14"/>
-          <w:szCs w:val="14"/>
-        </w:rPr>
-        <w:t xml:space="preserve"> (</w:t>
-      </w:r>
-      <w:bookmarkEnd w:id="7"/>
-      <w:r>
-        <w:rPr>
-          <w:rFonts w:ascii="Arial" w:hAnsi="Arial" w:cs="Arial"/>
-          <w:sz w:val="14"/>
-          <w:szCs w:val="14"/>
-        </w:rPr>
-        <w:t xml:space="preserve">       </w:t>
-      </w:r>
-      <w:r>
-        <w:rPr>
-          <w:rFonts w:ascii="Arial" w:hAnsi="Arial" w:cs="Arial"/>
-          <w:sz w:val="14"/>
-          <w:szCs w:val="14"/>
-        </w:rPr>
-        <w:t>)</w:t>
-      </w:r>
-      <w:r>
-        <w:rPr>
-          <w:rFonts w:ascii="Arial" w:hAnsi="Arial" w:cs="Arial"/>
-          <w:sz w:val="14"/>
-          <w:szCs w:val="14"/>
-        </w:rPr>
-        <w:t>,</w:t>
-      </w:r>
-      <w:r>
-        <w:rPr>
-          <w:rFonts w:ascii="Arial" w:hAnsi="Arial" w:cs="Arial"/>
-          <w:sz w:val="14"/>
-          <w:szCs w:val="14"/>
-        </w:rPr>
-        <w:t xml:space="preserve"> </w:t>
-      </w:r>
-      <w:r>
-        <w:rPr>
-          <w:rFonts w:ascii="Arial" w:hAnsi="Arial" w:cs="Arial"/>
-          <w:sz w:val="14"/>
-          <w:szCs w:val="14"/>
-        </w:rPr>
-        <w:t xml:space="preserve">al suscrito Notario para la realización del </w:t>
-      </w:r>
-      <w:r>
-        <w:rPr>
-          <w:rFonts w:ascii="Arial" w:hAnsi="Arial" w:cs="Arial"/>
-          <w:sz w:val="14"/>
-          <w:szCs w:val="14"/>
-        </w:rPr>
-        <w:t xml:space="preserve">presente </w:t>
-      </w:r>
-      <w:r>
-        <w:rPr>
-          <w:rFonts w:ascii="Arial" w:hAnsi="Arial" w:cs="Arial"/>
-          <w:sz w:val="14"/>
-          <w:szCs w:val="14"/>
-        </w:rPr>
-        <w:t xml:space="preserve">instrumento </w:t>
-      </w:r>
-      <w:r>
-        <w:rPr>
-          <w:rFonts w:ascii="Arial" w:hAnsi="Arial" w:cs="Arial"/>
-          <w:sz w:val="14"/>
-          <w:szCs w:val="14"/>
-        </w:rPr>
-        <w:t>en donde se men</w:t>
-      </w:r>
-      <w:r>
-        <w:rPr>
-          <w:rFonts w:ascii="Arial" w:hAnsi="Arial" w:cs="Arial"/>
-          <w:sz w:val="14"/>
-          <w:szCs w:val="14"/>
-        </w:rPr>
-        <w:t>ciona que el crédito relacionado</w:t>
-      </w:r>
-      <w:r>
-        <w:rPr>
-          <w:rFonts w:ascii="Arial" w:hAnsi="Arial" w:cs="Arial"/>
-          <w:sz w:val="14"/>
-          <w:szCs w:val="14"/>
-        </w:rPr>
-        <w:t xml:space="preserve"> </w:t>
-      </w:r>
-      <w:r>
-        <w:rPr>
-          <w:rFonts w:ascii="Arial" w:hAnsi="Arial" w:cs="Arial"/>
-          <w:bCs/>
-          <w:sz w:val="14"/>
-          <w:szCs w:val="14"/>
-        </w:rPr>
-        <w:t xml:space="preserve">en el </w:t>
-      </w:r>
-      <w:r>
-        <w:rPr>
-          <w:rFonts w:ascii="Arial" w:hAnsi="Arial" w:cs="Arial"/>
-          <w:bCs/>
-          <w:sz w:val="14"/>
-          <w:szCs w:val="14"/>
-        </w:rPr>
-        <w:t>antecedente uno romano</w:t>
-      </w:r>
-      <w:r>
-        <w:rPr>
-          <w:rFonts w:ascii="Arial" w:hAnsi="Arial" w:cs="Arial"/>
-          <w:b/>
-          <w:bCs/>
-          <w:sz w:val="14"/>
-          <w:szCs w:val="14"/>
-        </w:rPr>
-        <w:t xml:space="preserve"> </w:t>
-      </w:r>
-      <w:r>
-        <w:rPr>
-          <w:rFonts w:ascii="Arial" w:hAnsi="Arial" w:cs="Arial"/>
-          <w:bCs/>
-          <w:sz w:val="14"/>
-          <w:szCs w:val="14"/>
-        </w:rPr>
-        <w:t>de este instrumento</w:t>
-      </w:r>
-      <w:r>
-        <w:rPr>
-          <w:rFonts w:ascii="Arial" w:hAnsi="Arial" w:cs="Arial"/>
-          <w:bCs/>
-          <w:sz w:val="14"/>
-          <w:szCs w:val="14"/>
-        </w:rPr>
-        <w:t xml:space="preserve">, </w:t>
-      </w:r>
-      <w:r>
-        <w:rPr>
-          <w:rFonts w:ascii="Arial" w:hAnsi="Arial" w:cs="Arial"/>
-          <w:sz w:val="14"/>
-          <w:szCs w:val="14"/>
-        </w:rPr>
-        <w:t xml:space="preserve">no presenta saldo </w:t>
-      </w:r>
-      <w:r>
-        <w:rPr>
-          <w:rFonts w:ascii="Arial" w:hAnsi="Arial" w:cs="Arial"/>
-          <w:sz w:val="14"/>
-          <w:szCs w:val="14"/>
-        </w:rPr>
-        <w:t>deudor</w:t>
-      </w:r>
-      <w:r>
-        <w:rPr>
-          <w:rFonts w:ascii="Arial" w:hAnsi="Arial" w:cs="Arial"/>
-          <w:sz w:val="14"/>
-          <w:szCs w:val="14"/>
-        </w:rPr>
-        <w:t xml:space="preserve"> ante </w:t>
-      </w:r>
-      <w:r>
-        <w:rPr>
-          <w:rFonts w:ascii="Arial" w:hAnsi="Arial" w:cs="Arial"/>
-          <w:sz w:val="14"/>
-          <w:szCs w:val="14"/>
-        </w:rPr>
-        <w:t>dicho</w:t>
-      </w:r>
-      <w:r>
-        <w:rPr>
-          <w:rFonts w:ascii="Arial" w:hAnsi="Arial" w:cs="Arial"/>
-          <w:sz w:val="14"/>
-          <w:szCs w:val="14"/>
-        </w:rPr>
-        <w:t xml:space="preserve"> instituto </w:t>
-      </w:r>
-      <w:r>
-        <w:rPr>
-          <w:rFonts w:ascii="Arial" w:hAnsi="Arial" w:cs="Arial"/>
-          <w:sz w:val="14"/>
-          <w:szCs w:val="14"/>
-        </w:rPr>
-        <w:t>a partir del día</w:t>
-      </w:r>
-      <w:r>
-        <w:rPr>
-          <w:rFonts w:ascii="Arial" w:hAnsi="Arial" w:cs="Arial"/>
-          <w:sz w:val="14"/>
-          <w:szCs w:val="14"/>
-        </w:rPr>
-        <w:t xml:space="preserve"> </w:t>
-      </w:r>
-      <w:r>
-        <w:rPr>
-          <w:rFonts w:ascii="Arial" w:hAnsi="Arial" w:cs="Arial"/>
-          <w:sz w:val="14"/>
-          <w:szCs w:val="14"/>
-        </w:rPr>
-        <w:t xml:space="preserve">             </w:t>
-      </w:r>
-      <w:r>
-        <w:rPr>
-          <w:rFonts w:ascii="Arial" w:hAnsi="Arial" w:cs="Arial"/>
-          <w:sz w:val="14"/>
-          <w:szCs w:val="14"/>
-        </w:rPr>
-        <w:t xml:space="preserve">  </w:t>
+        <w:t xml:space="preserve">{{ </w:t>
+      </w:r>
+      <w:proofErr w:type="spellStart"/>
+      <w:r>
+        <w:rPr>
+          <w:rFonts w:ascii="Arial" w:hAnsi="Arial" w:cs="Arial"/>
+          <w:sz w:val="14"/>
+          <w:szCs w:val="14"/>
+        </w:rPr>
+        <w:t>fecha_liquidacion</w:t>
+      </w:r>
+      <w:proofErr w:type="spellEnd"/>
+      <w:r>
+        <w:rPr>
+          <w:rFonts w:ascii="Arial" w:hAnsi="Arial" w:cs="Arial"/>
+          <w:sz w:val="14"/>
+          <w:szCs w:val="14"/>
+        </w:rPr>
+        <w:t xml:space="preserve"> }}</w:t>
       </w:r>
       <w:r>
         <w:rPr>
@@ -3354,67 +3710,27 @@
           <w:sz w:val="14"/>
           <w:szCs w:val="14"/>
         </w:rPr>
-        <w:t>“</w:t>
-      </w:r>
-      <w:r>
-        <w:rPr>
-          <w:rFonts w:ascii="Arial" w:hAnsi="Arial" w:cs="Arial"/>
-          <w:bCs/>
-          <w:sz w:val="14"/>
-          <w:szCs w:val="14"/>
-        </w:rPr>
-        <w:t xml:space="preserve">    </w:t>
-      </w:r>
-      <w:r>
-        <w:rPr>
-          <w:rFonts w:ascii="Arial" w:hAnsi="Arial" w:cs="Arial"/>
-          <w:bCs/>
-          <w:sz w:val="14"/>
-          <w:szCs w:val="14"/>
-        </w:rPr>
-        <w:t xml:space="preserve">    </w:t>
-      </w:r>
-      <w:r>
-        <w:rPr>
-          <w:rFonts w:ascii="Arial" w:hAnsi="Arial" w:cs="Arial"/>
-          <w:bCs/>
-          <w:sz w:val="14"/>
-          <w:szCs w:val="14"/>
-        </w:rPr>
-        <w:t xml:space="preserve">  </w:t>
-      </w:r>
-      <w:r>
-        <w:rPr>
-          <w:rFonts w:ascii="Arial" w:hAnsi="Arial" w:cs="Arial"/>
-          <w:bCs/>
-          <w:sz w:val="14"/>
-          <w:szCs w:val="14"/>
-        </w:rPr>
-        <w:t>”</w:t>
-      </w:r>
-      <w:r>
-        <w:rPr>
-          <w:rFonts w:ascii="Arial" w:hAnsi="Arial" w:cs="Arial"/>
-          <w:sz w:val="14"/>
-          <w:szCs w:val="14"/>
-        </w:rPr>
-        <w:t xml:space="preserve"> (</w:t>
-      </w:r>
-      <w:r>
-        <w:rPr>
-          <w:rFonts w:ascii="Arial" w:hAnsi="Arial" w:cs="Arial"/>
-          <w:sz w:val="14"/>
-          <w:szCs w:val="14"/>
-        </w:rPr>
-        <w:t xml:space="preserve">     </w:t>
-      </w:r>
-      <w:r>
-        <w:rPr>
-          <w:rFonts w:ascii="Arial" w:hAnsi="Arial" w:cs="Arial"/>
-          <w:sz w:val="14"/>
-          <w:szCs w:val="14"/>
-        </w:rPr>
-        <w:t>)</w:t>
+        <w:t xml:space="preserve">{{ </w:t>
+      </w:r>
+      <w:proofErr w:type="spellStart"/>
+      <w:r>
+        <w:rPr>
+          <w:rFonts w:ascii="Arial" w:hAnsi="Arial" w:cs="Arial"/>
+          <w:bCs/>
+          <w:sz w:val="14"/>
+          <w:szCs w:val="14"/>
+        </w:rPr>
+        <w:t>numero_credito</w:t>
+      </w:r>
+      <w:proofErr w:type="spellEnd"/>
+      <w:r>
+        <w:rPr>
+          <w:rFonts w:ascii="Arial" w:hAnsi="Arial" w:cs="Arial"/>
+          <w:bCs/>
+          <w:sz w:val="14"/>
+          <w:szCs w:val="14"/>
+        </w:rPr>
+        <w:t xml:space="preserve"> }}</w:t>
       </w:r>
       <w:r>
         <w:rPr>
@@ -3632,25 +3948,46 @@
           <w:szCs w:val="14"/>
         </w:rPr>
       </w:pPr>
-      <w:bookmarkStart w:id="8" w:name="_Hlk164262102"/>
-      <w:r>
-        <w:rPr>
-          <w:rFonts w:ascii="Arial" w:hAnsi="Arial" w:cs="Arial"/>
-          <w:b/>
-          <w:bCs/>
-          <w:sz w:val="14"/>
-          <w:szCs w:val="14"/>
-        </w:rPr>
-        <w:t>-------- SEGUNDA</w:t>
-      </w:r>
-      <w:r>
-        <w:rPr>
-          <w:rFonts w:ascii="Arial" w:hAnsi="Arial" w:cs="Arial"/>
-          <w:bCs/>
-          <w:sz w:val="14"/>
-          <w:szCs w:val="14"/>
-        </w:rPr>
-        <w:t>.- En consecuencia, de lo anterior el</w:t>
+      <w:bookmarkStart w:id="7" w:name="_Hlk164262102"/>
+      <w:r>
+        <w:rPr>
+          <w:rFonts w:ascii="Arial" w:hAnsi="Arial" w:cs="Arial"/>
+          <w:b/>
+          <w:bCs/>
+          <w:sz w:val="14"/>
+          <w:szCs w:val="14"/>
+        </w:rPr>
+        <w:t xml:space="preserve">-------- </w:t>
+      </w:r>
+      <w:proofErr w:type="gramStart"/>
+      <w:r>
+        <w:rPr>
+          <w:rFonts w:ascii="Arial" w:hAnsi="Arial" w:cs="Arial"/>
+          <w:b/>
+          <w:bCs/>
+          <w:sz w:val="14"/>
+          <w:szCs w:val="14"/>
+        </w:rPr>
+        <w:t>SEGUNDA</w:t>
+      </w:r>
+      <w:r>
+        <w:rPr>
+          <w:rFonts w:ascii="Arial" w:hAnsi="Arial" w:cs="Arial"/>
+          <w:bCs/>
+          <w:sz w:val="14"/>
+          <w:szCs w:val="14"/>
+        </w:rPr>
+        <w:t>.-</w:t>
+      </w:r>
+      <w:proofErr w:type="gramEnd"/>
+      <w:r>
+        <w:rPr>
+          <w:rFonts w:ascii="Arial" w:hAnsi="Arial" w:cs="Arial"/>
+          <w:bCs/>
+          <w:sz w:val="14"/>
+          <w:szCs w:val="14"/>
+        </w:rPr>
+        <w:t xml:space="preserve"> En consecuencia, de lo anterior el</w:t>
       </w:r>
       <w:r>
         <w:rPr>
@@ -3735,15 +4072,27 @@
         </w:rPr>
         <w:t xml:space="preserve">-------- </w:t>
       </w:r>
-      <w:r>
-        <w:rPr>
-          <w:rFonts w:ascii="Arial" w:hAnsi="Arial" w:cs="Arial"/>
-          <w:b/>
-          <w:bCs/>
-          <w:sz w:val="14"/>
-          <w:szCs w:val="14"/>
-        </w:rPr>
-        <w:t xml:space="preserve">TERCERA.- </w:t>
+      <w:proofErr w:type="gramStart"/>
+      <w:r>
+        <w:rPr>
+          <w:rFonts w:ascii="Arial" w:hAnsi="Arial" w:cs="Arial"/>
+          <w:b/>
+          <w:bCs/>
+          <w:sz w:val="14"/>
+          <w:szCs w:val="14"/>
+        </w:rPr>
+        <w:t>TERCERA.-</w:t>
+      </w:r>
+      <w:proofErr w:type="gramEnd"/>
+      <w:r>
+        <w:rPr>
+          <w:rFonts w:ascii="Arial" w:hAnsi="Arial" w:cs="Arial"/>
+          <w:b/>
+          <w:bCs/>
+          <w:sz w:val="14"/>
+          <w:szCs w:val="14"/>
+        </w:rPr>
+        <w:t xml:space="preserve"> </w:t>
       </w:r>
       <w:r>
         <w:rPr>
@@ -3836,7 +4185,29 @@
           <w:sz w:val="14"/>
           <w:szCs w:val="14"/>
         </w:rPr>
-        <w:t xml:space="preserve">-------- CUARTA.- </w:t>
+        <w:t xml:space="preserve">-------- </w:t>
+      </w:r>
+      <w:proofErr w:type="gramStart"/>
+      <w:r>
+        <w:rPr>
+          <w:rFonts w:ascii="Arial" w:hAnsi="Arial" w:cs="Arial"/>
+          <w:b/>
+          <w:bCs/>
+          <w:sz w:val="14"/>
+          <w:szCs w:val="14"/>
+        </w:rPr>
+        <w:t>CUARTA.-</w:t>
+      </w:r>
+      <w:proofErr w:type="gramEnd"/>
+      <w:r>
+        <w:rPr>
+          <w:rFonts w:ascii="Arial" w:hAnsi="Arial" w:cs="Arial"/>
+          <w:b/>
+          <w:bCs/>
+          <w:sz w:val="14"/>
+          <w:szCs w:val="14"/>
+        </w:rPr>
+        <w:t xml:space="preserve"> </w:t>
       </w:r>
       <w:r>
         <w:rPr>
@@ -4194,7 +4565,7 @@
         </w:rPr>
         <w:t xml:space="preserve"> </w:t>
       </w:r>
-      <w:bookmarkStart w:id="9" w:name="_Hlk164260665"/>
+      <w:bookmarkStart w:id="8" w:name="_Hlk164260665"/>
       <w:r>
         <w:rPr>
           <w:rFonts w:ascii="Arial" w:hAnsi="Arial" w:cs="Arial"/>
@@ -4203,7 +4574,7 @@
         </w:rPr>
         <w:t>declara ser de nacionalidad mexicana,</w:t>
       </w:r>
-      <w:bookmarkEnd w:id="9"/>
+      <w:bookmarkEnd w:id="8"/>
       <w:r>
         <w:rPr>
           <w:rFonts w:ascii="Arial" w:hAnsi="Arial" w:cs="Arial"/>
@@ -4494,7 +4865,7 @@
         </w:rPr>
         <w:tab/>
       </w:r>
-      <w:bookmarkStart w:id="10" w:name="_Hlk519588694"/>
+      <w:bookmarkStart w:id="9" w:name="_Hlk519588694"/>
     </w:p>
     <w:p>
       <w:pPr>
@@ -4625,7 +4996,7 @@
         </w:rPr>
         <w:tab/>
       </w:r>
-      <w:bookmarkEnd w:id="10"/>
+      <w:bookmarkEnd w:id="9"/>
     </w:p>
     <w:p>
       <w:pPr>
@@ -4652,6 +5023,7 @@
         </w:rPr>
         <w:t xml:space="preserve">-------- </w:t>
       </w:r>
+      <w:proofErr w:type="gramStart"/>
       <w:r>
         <w:rPr>
           <w:rFonts w:ascii="Arial" w:eastAsia="MS Mincho" w:hAnsi="Arial" w:cs="Arial"/>
@@ -4659,7 +5031,17 @@
           <w:szCs w:val="14"/>
           <w:lang w:val="es-MX"/>
         </w:rPr>
-        <w:t xml:space="preserve">VI.- Que leí este instrumento a la compareciente, a quien le expliqué su valor, fuerza y las consecuencias legales de su contenido, manifestando su conformidad con el mismo, por lo que lo otorga, ratifica y </w:t>
+        <w:t>VI.-</w:t>
+      </w:r>
+      <w:proofErr w:type="gramEnd"/>
+      <w:r>
+        <w:rPr>
+          <w:rFonts w:ascii="Arial" w:eastAsia="MS Mincho" w:hAnsi="Arial" w:cs="Arial"/>
+          <w:sz w:val="14"/>
+          <w:szCs w:val="14"/>
+          <w:lang w:val="es-MX"/>
+        </w:rPr>
+        <w:t xml:space="preserve"> Que leí este instrumento a la compareciente, a quien le expliqué su valor, fuerza y las consecuencias legales de su contenido, manifestando su conformidad con el mismo, por lo que lo otorga, ratifica y </w:t>
       </w:r>
       <w:r>
         <w:rPr>
@@ -4712,7 +5094,7 @@
         </w:rPr>
       </w:pPr>
     </w:p>
-    <w:bookmarkEnd w:id="8"/>
+    <w:bookmarkEnd w:id="7"/>
     <w:p>
       <w:pPr>
         <w:pStyle w:val="Sinespaciado"/>
@@ -5326,15 +5708,51 @@
           <w:sz w:val="14"/>
           <w:szCs w:val="14"/>
         </w:rPr>
-        <w:t>BENITA HERNÁNDEZ CERÓN</w:t>
-      </w:r>
-      <w:r>
-        <w:rPr>
-          <w:rFonts w:ascii="Arial" w:hAnsi="Arial" w:cs="Arial"/>
-          <w:sz w:val="14"/>
-          <w:szCs w:val="14"/>
-        </w:rPr>
-        <w:t xml:space="preserve">.- FIRMA.- </w:t>
+        <w:t xml:space="preserve">BENITA HERNÁNDEZ </w:t>
+      </w:r>
+      <w:proofErr w:type="gramStart"/>
+      <w:r>
+        <w:rPr>
+          <w:rFonts w:ascii="Arial" w:hAnsi="Arial" w:cs="Arial"/>
+          <w:sz w:val="14"/>
+          <w:szCs w:val="14"/>
+        </w:rPr>
+        <w:t>CERÓN</w:t>
+      </w:r>
+      <w:r>
+        <w:rPr>
+          <w:rFonts w:ascii="Arial" w:hAnsi="Arial" w:cs="Arial"/>
+          <w:sz w:val="14"/>
+          <w:szCs w:val="14"/>
+        </w:rPr>
+        <w:t>.-</w:t>
+      </w:r>
+      <w:proofErr w:type="gramEnd"/>
+      <w:r>
+        <w:rPr>
+          <w:rFonts w:ascii="Arial" w:hAnsi="Arial" w:cs="Arial"/>
+          <w:sz w:val="14"/>
+          <w:szCs w:val="14"/>
+        </w:rPr>
+        <w:t xml:space="preserve"> </w:t>
+      </w:r>
+      <w:proofErr w:type="gramStart"/>
+      <w:r>
+        <w:rPr>
+          <w:rFonts w:ascii="Arial" w:hAnsi="Arial" w:cs="Arial"/>
+          <w:sz w:val="14"/>
+          <w:szCs w:val="14"/>
+        </w:rPr>
+        <w:t>FIRMA.-</w:t>
+      </w:r>
+      <w:proofErr w:type="gramEnd"/>
+      <w:r>
+        <w:rPr>
+          <w:rFonts w:ascii="Arial" w:hAnsi="Arial" w:cs="Arial"/>
+          <w:sz w:val="14"/>
+          <w:szCs w:val="14"/>
+        </w:rPr>
+        <w:t xml:space="preserve"> </w:t>
       </w:r>
       <w:r>
         <w:rPr>
@@ -5351,7 +5769,47 @@
           <w:szCs w:val="14"/>
           <w:lang w:val="es-ES" w:eastAsia="es-MX"/>
         </w:rPr>
-        <w:t>JUAN CARLOS ORTEGA REYES.- FIRMA.- EL SELLO DE AUTORIZAR.</w:t>
+        <w:t xml:space="preserve">JUAN CARLOS ORTEGA </w:t>
+      </w:r>
+      <w:proofErr w:type="gramStart"/>
+      <w:r>
+        <w:rPr>
+          <w:rFonts w:ascii="Arial" w:hAnsi="Arial" w:cs="Arial"/>
+          <w:sz w:val="14"/>
+          <w:szCs w:val="14"/>
+          <w:lang w:val="es-ES" w:eastAsia="es-MX"/>
+        </w:rPr>
+        <w:t>REYES.-</w:t>
+      </w:r>
+      <w:proofErr w:type="gramEnd"/>
+      <w:r>
+        <w:rPr>
+          <w:rFonts w:ascii="Arial" w:hAnsi="Arial" w:cs="Arial"/>
+          <w:sz w:val="14"/>
+          <w:szCs w:val="14"/>
+          <w:lang w:val="es-ES" w:eastAsia="es-MX"/>
+        </w:rPr>
+        <w:t xml:space="preserve"> </w:t>
+      </w:r>
+      <w:proofErr w:type="gramStart"/>
+      <w:r>
+        <w:rPr>
+          <w:rFonts w:ascii="Arial" w:hAnsi="Arial" w:cs="Arial"/>
+          <w:sz w:val="14"/>
+          <w:szCs w:val="14"/>
+          <w:lang w:val="es-ES" w:eastAsia="es-MX"/>
+        </w:rPr>
+        <w:t>FIRMA.-</w:t>
+      </w:r>
+      <w:proofErr w:type="gramEnd"/>
+      <w:r>
+        <w:rPr>
+          <w:rFonts w:ascii="Arial" w:hAnsi="Arial" w:cs="Arial"/>
+          <w:sz w:val="14"/>
+          <w:szCs w:val="14"/>
+          <w:lang w:val="es-ES" w:eastAsia="es-MX"/>
+        </w:rPr>
+        <w:t xml:space="preserve"> EL SELLO DE AUTORIZAR.</w:t>
       </w:r>
       <w:r>
         <w:rPr>
@@ -5464,6 +5922,7 @@
         </w:rPr>
         <w:t xml:space="preserve">QUE SE EXPIDE COMO CONSTANCIA PARA LA SEÑORA </w:t>
       </w:r>
+      <w:proofErr w:type="gramStart"/>
       <w:r>
         <w:rPr>
           <w:rFonts w:ascii="Arial" w:hAnsi="Arial" w:cs="Arial"/>
@@ -5473,7 +5932,67 @@
           <w:szCs w:val="14"/>
           <w:u w:val="single"/>
         </w:rPr>
-        <w:t>***</w:t>
+        <w:t xml:space="preserve">{{ </w:t>
+      </w:r>
+      <w:proofErr w:type="spellStart"/>
+      <w:r>
+        <w:rPr>
+          <w:rFonts w:ascii="Arial" w:hAnsi="Arial" w:cs="Arial"/>
+          <w:b/>
+          <w:bCs/>
+          <w:sz w:val="14"/>
+          <w:szCs w:val="14"/>
+          <w:u w:val="single"/>
+        </w:rPr>
+        <w:t>nombre</w:t>
+      </w:r>
+      <w:proofErr w:type="gramEnd"/>
+      <w:r>
+        <w:rPr>
+          <w:rFonts w:ascii="Arial" w:hAnsi="Arial" w:cs="Arial"/>
+          <w:b/>
+          <w:bCs/>
+          <w:sz w:val="14"/>
+          <w:szCs w:val="14"/>
+          <w:u w:val="single"/>
+        </w:rPr>
+        <w:t>_</w:t>
+      </w:r>
+      <w:proofErr w:type="gramStart"/>
+      <w:r>
+        <w:rPr>
+          <w:rFonts w:ascii="Arial" w:hAnsi="Arial" w:cs="Arial"/>
+          <w:b/>
+          <w:bCs/>
+          <w:sz w:val="14"/>
+          <w:szCs w:val="14"/>
+          <w:u w:val="single"/>
+        </w:rPr>
+        <w:t>acreditado</w:t>
+      </w:r>
+      <w:proofErr w:type="spellEnd"/>
+      <w:r>
+        <w:rPr>
+          <w:rFonts w:ascii="Arial" w:hAnsi="Arial" w:cs="Arial"/>
+          <w:b/>
+          <w:bCs/>
+          <w:sz w:val="14"/>
+          <w:szCs w:val="14"/>
+          <w:u w:val="single"/>
+        </w:rPr>
+        <w:t xml:space="preserve"> }</w:t>
+      </w:r>
+      <w:proofErr w:type="gramEnd"/>
+      <w:r>
+        <w:rPr>
+          <w:rFonts w:ascii="Arial" w:hAnsi="Arial" w:cs="Arial"/>
+          <w:b/>
+          <w:bCs/>
+          <w:sz w:val="14"/>
+          <w:szCs w:val="14"/>
+          <w:u w:val="single"/>
+        </w:rPr>
+        <w:t>}</w:t>
       </w:r>
       <w:r>
         <w:rPr>
@@ -7543,8 +8062,52 @@
     <w:lsdException w:name="Subtitle" w:qFormat="1"/>
     <w:lsdException w:name="Strong" w:qFormat="1"/>
     <w:lsdException w:name="Emphasis" w:qFormat="1"/>
+    <w:lsdException w:name="Normal Table" w:semiHidden="1" w:unhideWhenUsed="1"/>
     <w:lsdException w:name="No List" w:uiPriority="99"/>
+    <w:lsdException w:name="Table Simple 1" w:semiHidden="1" w:unhideWhenUsed="1"/>
+    <w:lsdException w:name="Table Simple 2" w:semiHidden="1" w:unhideWhenUsed="1"/>
+    <w:lsdException w:name="Table Simple 3" w:semiHidden="1" w:unhideWhenUsed="1"/>
+    <w:lsdException w:name="Table Classic 1" w:semiHidden="1" w:unhideWhenUsed="1"/>
+    <w:lsdException w:name="Table Classic 2" w:semiHidden="1" w:unhideWhenUsed="1"/>
+    <w:lsdException w:name="Table Classic 3" w:semiHidden="1" w:unhideWhenUsed="1"/>
+    <w:lsdException w:name="Table Classic 4" w:semiHidden="1" w:unhideWhenUsed="1"/>
+    <w:lsdException w:name="Table Colorful 1" w:semiHidden="1" w:unhideWhenUsed="1"/>
+    <w:lsdException w:name="Table Colorful 2" w:semiHidden="1" w:unhideWhenUsed="1"/>
+    <w:lsdException w:name="Table Colorful 3" w:semiHidden="1" w:unhideWhenUsed="1"/>
+    <w:lsdException w:name="Table Columns 1" w:semiHidden="1" w:unhideWhenUsed="1"/>
+    <w:lsdException w:name="Table Columns 2" w:semiHidden="1" w:unhideWhenUsed="1"/>
+    <w:lsdException w:name="Table Columns 3" w:semiHidden="1" w:unhideWhenUsed="1"/>
+    <w:lsdException w:name="Table Columns 4" w:semiHidden="1" w:unhideWhenUsed="1"/>
+    <w:lsdException w:name="Table Columns 5" w:semiHidden="1" w:unhideWhenUsed="1"/>
+    <w:lsdException w:name="Table Grid 1" w:semiHidden="1" w:unhideWhenUsed="1"/>
+    <w:lsdException w:name="Table Grid 2" w:semiHidden="1" w:unhideWhenUsed="1"/>
+    <w:lsdException w:name="Table Grid 3" w:semiHidden="1" w:unhideWhenUsed="1"/>
+    <w:lsdException w:name="Table Grid 4" w:semiHidden="1" w:unhideWhenUsed="1"/>
+    <w:lsdException w:name="Table Grid 5" w:semiHidden="1" w:unhideWhenUsed="1"/>
+    <w:lsdException w:name="Table Grid 6" w:semiHidden="1" w:unhideWhenUsed="1"/>
+    <w:lsdException w:name="Table Grid 7" w:semiHidden="1" w:unhideWhenUsed="1"/>
+    <w:lsdException w:name="Table Grid 8" w:semiHidden="1" w:unhideWhenUsed="1"/>
+    <w:lsdException w:name="Table List 1" w:semiHidden="1" w:unhideWhenUsed="1"/>
+    <w:lsdException w:name="Table List 2" w:semiHidden="1" w:unhideWhenUsed="1"/>
+    <w:lsdException w:name="Table List 3" w:semiHidden="1" w:unhideWhenUsed="1"/>
+    <w:lsdException w:name="Table List 4" w:semiHidden="1" w:unhideWhenUsed="1"/>
+    <w:lsdException w:name="Table List 5" w:semiHidden="1" w:unhideWhenUsed="1"/>
+    <w:lsdException w:name="Table List 6" w:semiHidden="1" w:unhideWhenUsed="1"/>
+    <w:lsdException w:name="Table List 7" w:semiHidden="1" w:unhideWhenUsed="1"/>
+    <w:lsdException w:name="Table List 8" w:semiHidden="1" w:unhideWhenUsed="1"/>
+    <w:lsdException w:name="Table 3D effects 1" w:semiHidden="1" w:unhideWhenUsed="1"/>
+    <w:lsdException w:name="Table 3D effects 2" w:semiHidden="1" w:unhideWhenUsed="1"/>
+    <w:lsdException w:name="Table 3D effects 3" w:semiHidden="1" w:unhideWhenUsed="1"/>
+    <w:lsdException w:name="Table Contemporary" w:semiHidden="1" w:unhideWhenUsed="1"/>
+    <w:lsdException w:name="Table Elegant" w:semiHidden="1" w:unhideWhenUsed="1"/>
+    <w:lsdException w:name="Table Professional" w:semiHidden="1" w:unhideWhenUsed="1"/>
+    <w:lsdException w:name="Table Subtle 1" w:semiHidden="1" w:unhideWhenUsed="1"/>
+    <w:lsdException w:name="Table Subtle 2" w:semiHidden="1" w:unhideWhenUsed="1"/>
+    <w:lsdException w:name="Table Web 1" w:semiHidden="1" w:unhideWhenUsed="1"/>
+    <w:lsdException w:name="Table Web 2" w:semiHidden="1" w:unhideWhenUsed="1"/>
+    <w:lsdException w:name="Table Web 3" w:semiHidden="1" w:unhideWhenUsed="1"/>
     <w:lsdException w:name="Balloon Text" w:uiPriority="99"/>
+    <w:lsdException w:name="Table Theme" w:semiHidden="1" w:unhideWhenUsed="1"/>
     <w:lsdException w:name="Placeholder Text" w:semiHidden="1" w:uiPriority="99"/>
     <w:lsdException w:name="No Spacing" w:uiPriority="1" w:qFormat="1"/>
     <w:lsdException w:name="Light Shading" w:uiPriority="60"/>
@@ -7834,11 +8397,15 @@
   </w:style>
   <w:style w:type="character" w:default="1" w:styleId="Fuentedeprrafopredeter">
     <w:name w:val="Default Paragraph Font"/>
+    <w:uiPriority w:val="1"/>
     <w:semiHidden/>
+    <w:unhideWhenUsed/>
   </w:style>
   <w:style w:type="table" w:default="1" w:styleId="Tablanormal">
     <w:name w:val="Normal Table"/>
+    <w:uiPriority w:val="99"/>
     <w:semiHidden/>
+    <w:unhideWhenUsed/>
     <w:tblPr>
       <w:tblInd w:w="0" w:type="dxa"/>
       <w:tblCellMar>
@@ -7853,6 +8420,7 @@
     <w:name w:val="No List"/>
     <w:uiPriority w:val="99"/>
     <w:semiHidden/>
+    <w:unhideWhenUsed/>
   </w:style>
   <w:style w:type="paragraph" w:styleId="Textoindependiente3">
     <w:name w:val="Body Text 3"/>
@@ -7870,8 +8438,8 @@
       <w:sz w:val="40"/>
     </w:rPr>
   </w:style>
-  <w:style w:type="paragraph" w:customStyle="1" w:styleId="Heading3">
-    <w:name w:val="Heading 3"/>
+  <w:style w:type="paragraph" w:customStyle="1" w:styleId="Ttulo31">
+    <w:name w:val="Título 31"/>
     <w:basedOn w:val="Normal"/>
     <w:rsid w:val="00BE25B6"/>
     <w:pPr>
@@ -7885,8 +8453,8 @@
       <w:sz w:val="24"/>
     </w:rPr>
   </w:style>
-  <w:style w:type="paragraph" w:customStyle="1" w:styleId="Heading4">
-    <w:name w:val="Heading 4"/>
+  <w:style w:type="paragraph" w:customStyle="1" w:styleId="Ttulo41">
+    <w:name w:val="Título 41"/>
     <w:basedOn w:val="Normal"/>
     <w:rsid w:val="00BE25B6"/>
     <w:pPr>
@@ -7916,8 +8484,8 @@
       <w:u w:val="single"/>
     </w:rPr>
   </w:style>
-  <w:style w:type="paragraph" w:customStyle="1" w:styleId="Heading2">
-    <w:name w:val="Heading 2"/>
+  <w:style w:type="paragraph" w:customStyle="1" w:styleId="Ttulo21">
+    <w:name w:val="Título 21"/>
     <w:basedOn w:val="Normal"/>
     <w:rsid w:val="00BE25B6"/>
     <w:pPr>
@@ -7942,8 +8510,8 @@
       <w:spacing w:after="120" w:line="480" w:lineRule="auto"/>
     </w:pPr>
   </w:style>
-  <w:style w:type="paragraph" w:customStyle="1" w:styleId="Heading1">
-    <w:name w:val="Heading 1"/>
+  <w:style w:type="paragraph" w:customStyle="1" w:styleId="Ttulo11">
+    <w:name w:val="Título 11"/>
     <w:basedOn w:val="Normal"/>
     <w:rsid w:val="00BE25B6"/>
     <w:pPr>
@@ -7957,8 +8525,8 @@
       <w:lang w:val="es-MX"/>
     </w:rPr>
   </w:style>
-  <w:style w:type="paragraph" w:customStyle="1" w:styleId="BodyText2">
-    <w:name w:val="Body Text 2"/>
+  <w:style w:type="paragraph" w:customStyle="1" w:styleId="Textoindependiente21">
+    <w:name w:val="Texto independiente 21"/>
     <w:basedOn w:val="Normal"/>
     <w:rsid w:val="00BE25B6"/>
     <w:pPr>
@@ -7974,8 +8542,8 @@
       <w:sz w:val="24"/>
     </w:rPr>
   </w:style>
-  <w:style w:type="paragraph" w:customStyle="1" w:styleId="BodyText3">
-    <w:name w:val="Body Text 3"/>
+  <w:style w:type="paragraph" w:customStyle="1" w:styleId="Textoindependiente31">
+    <w:name w:val="Texto independiente 31"/>
     <w:basedOn w:val="Normal"/>
     <w:rsid w:val="00BE25B6"/>
     <w:pPr>

--- a/backend/templates/CDMX_AP_M_CASADA.docx
+++ b/backend/templates/CDMX_AP_M_CASADA.docx
@@ -1609,7 +1609,7 @@
           <w:szCs w:val="14"/>
           <w:lang w:val="es-ES"/>
         </w:rPr>
-        <w:t>otorgado ante la fe del Licenciado</w:t>
+        <w:t xml:space="preserve">otorgado ante la fe </w:t>
       </w:r>
       <w:r>
         <w:rPr>
@@ -1618,7 +1618,7 @@
           <w:szCs w:val="14"/>
           <w:lang w:val="es-ES"/>
         </w:rPr>
-        <w:t xml:space="preserve"> </w:t>
+        <w:t xml:space="preserve"/>
       </w:r>
       <w:r>
         <w:rPr>
